--- a/docs/题库导入策略与使用指南/Shiroha Quiz 题库导入策略与使用指南.docx
+++ b/docs/题库导入策略与使用指南/Shiroha Quiz 题库导入策略与使用指南.docx
@@ -4,447 +4,46 @@
   <w:body>
     <w:p>
       <w:pPr>
-        <w:jc w:val="center"/>
+        <w:pStyle w:val="Heading1"/>
       </w:pPr>
       <w:r>
         <w:rPr>
           <w:rFonts w:ascii="Microsoft YaHei" w:hAnsi="Microsoft YaHei" w:eastAsia="Microsoft YaHei"/>
-          <w:b/>
-          <w:sz w:val="40"/>
+          <w:sz w:val="21"/>
         </w:rPr>
         <w:t>Shiroha Quiz 题库导入策略与使用指南</w:t>
       </w:r>
     </w:p>
     <w:p>
       <w:pPr>
-        <w:pStyle w:val="Heading1"/>
-      </w:pPr>
-      <w:r>
-        <w:t>导航目录</w:t>
-      </w:r>
-    </w:p>
-    <w:p>
-      <w:pPr>
-        <w:ind w:left="0"/>
-      </w:pPr>
-      <w:hyperlink w:anchor="h0002">
-        <w:r>
-          <w:rPr>
-            <w:color w:val="2563EB"/>
-            <w:u w:val="single"/>
-          </w:rPr>
-          <w:t>一、导入入口总览</w:t>
-        </w:r>
-      </w:hyperlink>
-    </w:p>
-    <w:p>
-      <w:pPr>
-        <w:ind w:left="0"/>
-      </w:pPr>
-      <w:hyperlink w:anchor="h0003">
-        <w:r>
-          <w:rPr>
-            <w:color w:val="2563EB"/>
-            <w:u w:val="single"/>
-          </w:rPr>
-          <w:t>二、推荐导入顺序</w:t>
-        </w:r>
-      </w:hyperlink>
-    </w:p>
-    <w:p>
-      <w:pPr>
-        <w:ind w:left="0"/>
-      </w:pPr>
-      <w:hyperlink w:anchor="h0004">
-        <w:r>
-          <w:rPr>
-            <w:color w:val="2563EB"/>
-            <w:u w:val="single"/>
-          </w:rPr>
-          <w:t>三、单文件智能导入</w:t>
-        </w:r>
-      </w:hyperlink>
-    </w:p>
-    <w:p>
-      <w:pPr>
-        <w:ind w:left="312"/>
-      </w:pPr>
-      <w:hyperlink w:anchor="h0005">
-        <w:r>
-          <w:rPr>
-            <w:color w:val="2563EB"/>
-            <w:u w:val="single"/>
-          </w:rPr>
-          <w:t>适合情况</w:t>
-        </w:r>
-      </w:hyperlink>
-    </w:p>
-    <w:p>
-      <w:pPr>
-        <w:ind w:left="312"/>
-      </w:pPr>
-      <w:hyperlink w:anchor="h0006">
-        <w:r>
-          <w:rPr>
-            <w:color w:val="2563EB"/>
-            <w:u w:val="single"/>
-          </w:rPr>
-          <w:t>示例格式</w:t>
-        </w:r>
-      </w:hyperlink>
-    </w:p>
-    <w:p>
-      <w:pPr>
-        <w:ind w:left="312"/>
-      </w:pPr>
-      <w:hyperlink w:anchor="h0007">
-        <w:r>
-          <w:rPr>
-            <w:color w:val="2563EB"/>
-            <w:u w:val="single"/>
-          </w:rPr>
-          <w:t>共用题干 / 材料题建议写法</w:t>
-        </w:r>
-      </w:hyperlink>
-    </w:p>
-    <w:p>
-      <w:pPr>
-        <w:ind w:left="0"/>
-      </w:pPr>
-      <w:hyperlink w:anchor="h0008">
-        <w:r>
-          <w:rPr>
-            <w:color w:val="2563EB"/>
-            <w:u w:val="single"/>
-          </w:rPr>
-          <w:t>四、双文件导入</w:t>
-        </w:r>
-      </w:hyperlink>
-    </w:p>
-    <w:p>
-      <w:pPr>
-        <w:ind w:left="312"/>
-      </w:pPr>
-      <w:hyperlink w:anchor="h0009">
-        <w:r>
-          <w:rPr>
-            <w:color w:val="2563EB"/>
-            <w:u w:val="single"/>
-          </w:rPr>
-          <w:t>适合情况</w:t>
-        </w:r>
-      </w:hyperlink>
-    </w:p>
-    <w:p>
-      <w:pPr>
-        <w:ind w:left="312"/>
-      </w:pPr>
-      <w:hyperlink w:anchor="h0010">
-        <w:r>
-          <w:rPr>
-            <w:color w:val="2563EB"/>
-            <w:u w:val="single"/>
-          </w:rPr>
-          <w:t>题目文件示例</w:t>
-        </w:r>
-      </w:hyperlink>
-    </w:p>
-    <w:p>
-      <w:pPr>
-        <w:ind w:left="312"/>
-      </w:pPr>
-      <w:hyperlink w:anchor="h0011">
-        <w:r>
-          <w:rPr>
-            <w:color w:val="2563EB"/>
-            <w:u w:val="single"/>
-          </w:rPr>
-          <w:t>答案文件示例</w:t>
-        </w:r>
-      </w:hyperlink>
-    </w:p>
-    <w:p>
-      <w:pPr>
-        <w:ind w:left="312"/>
-      </w:pPr>
-      <w:hyperlink w:anchor="h0012">
-        <w:r>
-          <w:rPr>
-            <w:color w:val="2563EB"/>
-            <w:u w:val="single"/>
-          </w:rPr>
-          <w:t>匹配方式说明</w:t>
-        </w:r>
-      </w:hyperlink>
-    </w:p>
-    <w:p>
-      <w:pPr>
-        <w:ind w:left="0"/>
-      </w:pPr>
-      <w:hyperlink w:anchor="h0013">
-        <w:r>
-          <w:rPr>
-            <w:color w:val="2563EB"/>
-            <w:u w:val="single"/>
-          </w:rPr>
-          <w:t>五、配置 / 备份 JSON/ZIP 导入</w:t>
-        </w:r>
-      </w:hyperlink>
-    </w:p>
-    <w:p>
-      <w:pPr>
-        <w:ind w:left="312"/>
-      </w:pPr>
-      <w:hyperlink w:anchor="h0014">
-        <w:r>
-          <w:rPr>
-            <w:color w:val="2563EB"/>
-            <w:u w:val="single"/>
-          </w:rPr>
-          <w:t>使用位置</w:t>
-        </w:r>
-      </w:hyperlink>
-    </w:p>
-    <w:p>
-      <w:pPr>
-        <w:ind w:left="312"/>
-      </w:pPr>
-      <w:hyperlink w:anchor="h0015">
-        <w:r>
-          <w:rPr>
-            <w:color w:val="2563EB"/>
-            <w:u w:val="single"/>
-          </w:rPr>
-          <w:t>适合内容</w:t>
-        </w:r>
-      </w:hyperlink>
-    </w:p>
-    <w:p>
-      <w:pPr>
-        <w:ind w:left="312"/>
-      </w:pPr>
-      <w:hyperlink w:anchor="h0016">
-        <w:r>
-          <w:rPr>
-            <w:color w:val="2563EB"/>
-            <w:u w:val="single"/>
-          </w:rPr>
-          <w:t>不适合内容</w:t>
-        </w:r>
-      </w:hyperlink>
-    </w:p>
-    <w:p>
-      <w:pPr>
-        <w:ind w:left="312"/>
-      </w:pPr>
-      <w:hyperlink w:anchor="h0017">
-        <w:r>
-          <w:rPr>
-            <w:color w:val="2563EB"/>
-            <w:u w:val="single"/>
-          </w:rPr>
-          <w:t>合并导入与覆盖恢复</w:t>
-        </w:r>
-      </w:hyperlink>
-    </w:p>
-    <w:p>
-      <w:pPr>
-        <w:ind w:left="0"/>
-      </w:pPr>
-      <w:hyperlink w:anchor="h0018">
-        <w:r>
-          <w:rPr>
-            <w:color w:val="2563EB"/>
-            <w:u w:val="single"/>
-          </w:rPr>
-          <w:t>六、识别结果预览</w:t>
-        </w:r>
-      </w:hyperlink>
-    </w:p>
-    <w:p>
-      <w:pPr>
-        <w:ind w:left="0"/>
-      </w:pPr>
-      <w:hyperlink w:anchor="h0019">
-        <w:r>
-          <w:rPr>
-            <w:color w:val="2563EB"/>
-            <w:u w:val="single"/>
-          </w:rPr>
-          <w:t>七、常见问题与处理建议</w:t>
-        </w:r>
-      </w:hyperlink>
-    </w:p>
-    <w:p>
-      <w:pPr>
-        <w:ind w:left="0"/>
-      </w:pPr>
-      <w:hyperlink w:anchor="h0020">
-        <w:r>
-          <w:rPr>
-            <w:color w:val="2563EB"/>
-            <w:u w:val="single"/>
-          </w:rPr>
-          <w:t>八、推荐的题库整理格式</w:t>
-        </w:r>
-      </w:hyperlink>
-    </w:p>
-    <w:p>
-      <w:pPr>
-        <w:ind w:left="312"/>
-      </w:pPr>
-      <w:hyperlink w:anchor="h0021">
-        <w:r>
-          <w:rPr>
-            <w:color w:val="2563EB"/>
-            <w:u w:val="single"/>
-          </w:rPr>
-          <w:t>单选题</w:t>
-        </w:r>
-      </w:hyperlink>
-    </w:p>
-    <w:p>
-      <w:pPr>
-        <w:ind w:left="312"/>
-      </w:pPr>
-      <w:hyperlink w:anchor="h0022">
-        <w:r>
-          <w:rPr>
-            <w:color w:val="2563EB"/>
-            <w:u w:val="single"/>
-          </w:rPr>
-          <w:t>多选题</w:t>
-        </w:r>
-      </w:hyperlink>
-    </w:p>
-    <w:p>
-      <w:pPr>
-        <w:ind w:left="312"/>
-      </w:pPr>
-      <w:hyperlink w:anchor="h0023">
-        <w:r>
-          <w:rPr>
-            <w:color w:val="2563EB"/>
-            <w:u w:val="single"/>
-          </w:rPr>
-          <w:t>判断题</w:t>
-        </w:r>
-      </w:hyperlink>
-    </w:p>
-    <w:p>
-      <w:pPr>
-        <w:ind w:left="312"/>
-      </w:pPr>
-      <w:hyperlink w:anchor="h0024">
-        <w:r>
-          <w:rPr>
-            <w:color w:val="2563EB"/>
-            <w:u w:val="single"/>
-          </w:rPr>
-          <w:t>填空题</w:t>
-        </w:r>
-      </w:hyperlink>
-    </w:p>
-    <w:p>
-      <w:pPr>
-        <w:ind w:left="312"/>
-      </w:pPr>
-      <w:hyperlink w:anchor="h0025">
-        <w:r>
-          <w:rPr>
-            <w:color w:val="2563EB"/>
-            <w:u w:val="single"/>
-          </w:rPr>
-          <w:t>简答题</w:t>
-        </w:r>
-      </w:hyperlink>
-    </w:p>
-    <w:p>
-      <w:pPr>
-        <w:ind w:left="0"/>
-      </w:pPr>
-      <w:hyperlink w:anchor="h0026">
-        <w:r>
-          <w:rPr>
-            <w:color w:val="2563EB"/>
-            <w:u w:val="single"/>
-          </w:rPr>
-          <w:t>九、移动端使用建议</w:t>
-        </w:r>
-      </w:hyperlink>
-    </w:p>
-    <w:p>
-      <w:pPr>
-        <w:ind w:left="0"/>
-      </w:pPr>
-      <w:hyperlink w:anchor="h0027">
-        <w:r>
-          <w:rPr>
-            <w:color w:val="2563EB"/>
-            <w:u w:val="single"/>
-          </w:rPr>
-          <w:t>十、数据安全提醒</w:t>
-        </w:r>
-      </w:hyperlink>
-    </w:p>
-    <w:p>
-      <w:pPr>
-        <w:ind w:left="0"/>
-      </w:pPr>
-      <w:hyperlink w:anchor="h0028">
-        <w:r>
-          <w:rPr>
-            <w:color w:val="2563EB"/>
-            <w:u w:val="single"/>
-          </w:rPr>
-          <w:t>十一、快速判断</w:t>
-        </w:r>
-      </w:hyperlink>
-    </w:p>
-    <w:p>
-      <w:r>
-        <w:br w:type="page"/>
-      </w:r>
-    </w:p>
-    <w:p>
-      <w:bookmarkStart w:id="550301" w:name="h0001"/>
-      <w:pPr>
-        <w:pStyle w:val="Heading1"/>
-      </w:pPr>
-      <w:r>
-        <w:t>Shiroha Quiz 题库导入策略与使用指南</w:t>
-      </w:r>
-      <w:bookmarkEnd w:id="550301"/>
-    </w:p>
-    <w:p>
-      <w:pPr>
-        <w:ind w:left="283"/>
+        <w:pStyle w:val="IntenseQuote"/>
       </w:pPr>
       <w:r>
         <w:rPr>
-          <w:i/>
-          <w:color w:val="505050"/>
+          <w:rFonts w:ascii="Microsoft YaHei" w:hAnsi="Microsoft YaHei" w:eastAsia="Microsoft YaHei"/>
+          <w:sz w:val="21"/>
         </w:rPr>
         <w:t>本文面向普通使用者，用于说明 Shiroha Quiz 中不同题库文件应该如何导入、如何检查识别结果，以及遇到导入异常时应该怎么处理。</w:t>
       </w:r>
     </w:p>
     <w:p>
-      <w:r>
-        <w:t>---</w:t>
-      </w:r>
-    </w:p>
-    <w:p>
-      <w:bookmarkStart w:id="386120" w:name="h0002"/>
       <w:pPr>
         <w:pStyle w:val="Heading2"/>
       </w:pPr>
       <w:r>
+        <w:rPr>
+          <w:rFonts w:ascii="Microsoft YaHei" w:hAnsi="Microsoft YaHei" w:eastAsia="Microsoft YaHei"/>
+          <w:sz w:val="21"/>
+        </w:rPr>
         <w:t>一、导入入口总览</w:t>
       </w:r>
-      <w:bookmarkEnd w:id="386120"/>
     </w:p>
     <w:p>
       <w:r>
+        <w:rPr>
+          <w:rFonts w:ascii="Microsoft YaHei" w:hAnsi="Microsoft YaHei" w:eastAsia="Microsoft YaHei"/>
+          <w:sz w:val="21"/>
+        </w:rPr>
         <w:t>Shiroha Quiz 目前主要有三类导入入口：</w:t>
       </w:r>
     </w:p>
@@ -452,25 +51,23 @@
       <w:tblPr>
         <w:tblStyle w:val="TableGrid"/>
         <w:tblW w:type="auto" w:w="0"/>
-        <w:jc w:val="center"/>
         <w:tblLook w:firstColumn="1" w:firstRow="1" w:lastColumn="0" w:lastRow="0" w:noHBand="0" w:noVBand="1" w:val="04A0"/>
       </w:tblPr>
       <w:tblGrid>
-        <w:gridCol w:w="3400"/>
-        <w:gridCol w:w="3400"/>
-        <w:gridCol w:w="3400"/>
+        <w:gridCol w:w="2880"/>
+        <w:gridCol w:w="2880"/>
+        <w:gridCol w:w="2880"/>
       </w:tblGrid>
       <w:tr>
         <w:tc>
           <w:tcPr>
-            <w:tcW w:type="dxa" w:w="3400"/>
-            <w:vAlign w:val="center"/>
+            <w:tcW w:type="dxa" w:w="2880"/>
           </w:tcPr>
           <w:p>
             <w:r>
               <w:rPr>
                 <w:rFonts w:ascii="Microsoft YaHei" w:hAnsi="Microsoft YaHei" w:eastAsia="Microsoft YaHei"/>
-                <w:b/>
+                <w:sz w:val="18"/>
               </w:rPr>
               <w:t>导入类型</w:t>
             </w:r>
@@ -478,14 +75,13 @@
         </w:tc>
         <w:tc>
           <w:tcPr>
-            <w:tcW w:type="dxa" w:w="3400"/>
-            <w:vAlign w:val="center"/>
+            <w:tcW w:type="dxa" w:w="2880"/>
           </w:tcPr>
           <w:p>
             <w:r>
               <w:rPr>
                 <w:rFonts w:ascii="Microsoft YaHei" w:hAnsi="Microsoft YaHei" w:eastAsia="Microsoft YaHei"/>
-                <w:b/>
+                <w:sz w:val="18"/>
               </w:rPr>
               <w:t>使用位置</w:t>
             </w:r>
@@ -493,14 +89,13 @@
         </w:tc>
         <w:tc>
           <w:tcPr>
-            <w:tcW w:type="dxa" w:w="3400"/>
-            <w:vAlign w:val="center"/>
+            <w:tcW w:type="dxa" w:w="2880"/>
           </w:tcPr>
           <w:p>
             <w:r>
               <w:rPr>
                 <w:rFonts w:ascii="Microsoft YaHei" w:hAnsi="Microsoft YaHei" w:eastAsia="Microsoft YaHei"/>
-                <w:b/>
+                <w:sz w:val="18"/>
               </w:rPr>
               <w:t>适合内容</w:t>
             </w:r>
@@ -510,13 +105,13 @@
       <w:tr>
         <w:tc>
           <w:tcPr>
-            <w:tcW w:type="dxa" w:w="3400"/>
-            <w:vAlign w:val="center"/>
+            <w:tcW w:type="dxa" w:w="2880"/>
           </w:tcPr>
           <w:p>
             <w:r>
               <w:rPr>
                 <w:rFonts w:ascii="Microsoft YaHei" w:hAnsi="Microsoft YaHei" w:eastAsia="Microsoft YaHei"/>
+                <w:sz w:val="18"/>
               </w:rPr>
               <w:t>单文件智能导入</w:t>
             </w:r>
@@ -524,13 +119,13 @@
         </w:tc>
         <w:tc>
           <w:tcPr>
-            <w:tcW w:type="dxa" w:w="3400"/>
-            <w:vAlign w:val="center"/>
+            <w:tcW w:type="dxa" w:w="2880"/>
           </w:tcPr>
           <w:p>
             <w:r>
               <w:rPr>
                 <w:rFonts w:ascii="Microsoft YaHei" w:hAnsi="Microsoft YaHei" w:eastAsia="Microsoft YaHei"/>
+                <w:sz w:val="18"/>
               </w:rPr>
               <w:t>导入题库页</w:t>
             </w:r>
@@ -538,13 +133,13 @@
         </w:tc>
         <w:tc>
           <w:tcPr>
-            <w:tcW w:type="dxa" w:w="3400"/>
-            <w:vAlign w:val="center"/>
+            <w:tcW w:type="dxa" w:w="2880"/>
           </w:tcPr>
           <w:p>
             <w:r>
               <w:rPr>
                 <w:rFonts w:ascii="Microsoft YaHei" w:hAnsi="Microsoft YaHei" w:eastAsia="Microsoft YaHei"/>
+                <w:sz w:val="18"/>
               </w:rPr>
               <w:t>普通题库文本、Word、Excel、TXT、PDF、普通题库 JSON</w:t>
             </w:r>
@@ -554,13 +149,13 @@
       <w:tr>
         <w:tc>
           <w:tcPr>
-            <w:tcW w:type="dxa" w:w="3400"/>
-            <w:vAlign w:val="center"/>
+            <w:tcW w:type="dxa" w:w="2880"/>
           </w:tcPr>
           <w:p>
             <w:r>
               <w:rPr>
                 <w:rFonts w:ascii="Microsoft YaHei" w:hAnsi="Microsoft YaHei" w:eastAsia="Microsoft YaHei"/>
+                <w:sz w:val="18"/>
               </w:rPr>
               <w:t>双文件导入</w:t>
             </w:r>
@@ -568,13 +163,13 @@
         </w:tc>
         <w:tc>
           <w:tcPr>
-            <w:tcW w:type="dxa" w:w="3400"/>
-            <w:vAlign w:val="center"/>
+            <w:tcW w:type="dxa" w:w="2880"/>
           </w:tcPr>
           <w:p>
             <w:r>
               <w:rPr>
                 <w:rFonts w:ascii="Microsoft YaHei" w:hAnsi="Microsoft YaHei" w:eastAsia="Microsoft YaHei"/>
+                <w:sz w:val="18"/>
               </w:rPr>
               <w:t>导入题库页</w:t>
             </w:r>
@@ -582,13 +177,13 @@
         </w:tc>
         <w:tc>
           <w:tcPr>
-            <w:tcW w:type="dxa" w:w="3400"/>
-            <w:vAlign w:val="center"/>
+            <w:tcW w:type="dxa" w:w="2880"/>
           </w:tcPr>
           <w:p>
             <w:r>
               <w:rPr>
                 <w:rFonts w:ascii="Microsoft YaHei" w:hAnsi="Microsoft YaHei" w:eastAsia="Microsoft YaHei"/>
+                <w:sz w:val="18"/>
               </w:rPr>
               <w:t>题目和答案分成两个文件的题库</w:t>
             </w:r>
@@ -598,13 +193,13 @@
       <w:tr>
         <w:tc>
           <w:tcPr>
-            <w:tcW w:type="dxa" w:w="3400"/>
-            <w:vAlign w:val="center"/>
+            <w:tcW w:type="dxa" w:w="2880"/>
           </w:tcPr>
           <w:p>
             <w:r>
               <w:rPr>
                 <w:rFonts w:ascii="Microsoft YaHei" w:hAnsi="Microsoft YaHei" w:eastAsia="Microsoft YaHei"/>
+                <w:sz w:val="18"/>
               </w:rPr>
               <w:t>配置 / 备份 JSON/ZIP 导入</w:t>
             </w:r>
@@ -612,13 +207,13 @@
         </w:tc>
         <w:tc>
           <w:tcPr>
-            <w:tcW w:type="dxa" w:w="3400"/>
-            <w:vAlign w:val="center"/>
+            <w:tcW w:type="dxa" w:w="2880"/>
           </w:tcPr>
           <w:p>
             <w:r>
               <w:rPr>
                 <w:rFonts w:ascii="Microsoft YaHei" w:hAnsi="Microsoft YaHei" w:eastAsia="Microsoft YaHei"/>
+                <w:sz w:val="18"/>
               </w:rPr>
               <w:t>设置/导出页</w:t>
             </w:r>
@@ -626,13 +221,13 @@
         </w:tc>
         <w:tc>
           <w:tcPr>
-            <w:tcW w:type="dxa" w:w="3400"/>
-            <w:vAlign w:val="center"/>
+            <w:tcW w:type="dxa" w:w="2880"/>
           </w:tcPr>
           <w:p>
             <w:r>
               <w:rPr>
                 <w:rFonts w:ascii="Microsoft YaHei" w:hAnsi="Microsoft YaHei" w:eastAsia="Microsoft YaHei"/>
+                <w:sz w:val="18"/>
               </w:rPr>
               <w:t>从 Shiroha Quiz 导出的全部数据备份、批量导出的题库 JSON、含图片素材的 ZIP 备份、配置备份</w:t>
             </w:r>
@@ -640,53 +235,57 @@
         </w:tc>
       </w:tr>
     </w:tbl>
-    <w:p/>
     <w:p>
       <w:r>
+        <w:rPr>
+          <w:rFonts w:ascii="Microsoft YaHei" w:hAnsi="Microsoft YaHei" w:eastAsia="Microsoft YaHei"/>
+          <w:sz w:val="21"/>
+        </w:rPr>
         <w:t>请特别注意：</w:t>
       </w:r>
     </w:p>
     <w:p>
       <w:pPr>
-        <w:ind w:left="283"/>
+        <w:pStyle w:val="IntenseQuote"/>
       </w:pPr>
       <w:r>
         <w:rPr>
-          <w:i/>
-          <w:color w:val="505050"/>
+          <w:rFonts w:ascii="Microsoft YaHei" w:hAnsi="Microsoft YaHei" w:eastAsia="Microsoft YaHei"/>
+          <w:sz w:val="21"/>
         </w:rPr>
         <w:t>从 Shiroha Quiz 导出的备份 JSON/ZIP，不要放进普通题库导入区解析。</w:t>
       </w:r>
     </w:p>
     <w:p>
       <w:pPr>
-        <w:ind w:left="283"/>
+        <w:pStyle w:val="IntenseQuote"/>
       </w:pPr>
       <w:r>
         <w:rPr>
-          <w:i/>
-          <w:color w:val="505050"/>
+          <w:rFonts w:ascii="Microsoft YaHei" w:hAnsi="Microsoft YaHei" w:eastAsia="Microsoft YaHei"/>
+          <w:sz w:val="21"/>
         </w:rPr>
         <w:t>备份 JSON、ZIP 备份、批量题库 JSON、配置文件应到 设置/导出 → 导入配置 / 备份 JSON/ZIP 中导入。</w:t>
       </w:r>
     </w:p>
     <w:p>
-      <w:r>
-        <w:t>---</w:t>
-      </w:r>
-    </w:p>
-    <w:p>
-      <w:bookmarkStart w:id="19996" w:name="h0003"/>
       <w:pPr>
         <w:pStyle w:val="Heading2"/>
       </w:pPr>
       <w:r>
+        <w:rPr>
+          <w:rFonts w:ascii="Microsoft YaHei" w:hAnsi="Microsoft YaHei" w:eastAsia="Microsoft YaHei"/>
+          <w:sz w:val="21"/>
+        </w:rPr>
         <w:t>二、推荐导入顺序</w:t>
       </w:r>
-      <w:bookmarkEnd w:id="19996"/>
     </w:p>
     <w:p>
       <w:r>
+        <w:rPr>
+          <w:rFonts w:ascii="Microsoft YaHei" w:hAnsi="Microsoft YaHei" w:eastAsia="Microsoft YaHei"/>
+          <w:sz w:val="21"/>
+        </w:rPr>
         <w:t>一般情况下，建议按照下面的顺序操作：</w:t>
       </w:r>
     </w:p>
@@ -695,6 +294,10 @@
         <w:pStyle w:val="ListNumber"/>
       </w:pPr>
       <w:r>
+        <w:rPr>
+          <w:rFonts w:ascii="Microsoft YaHei" w:hAnsi="Microsoft YaHei" w:eastAsia="Microsoft YaHei"/>
+          <w:sz w:val="21"/>
+        </w:rPr>
         <w:t>如果题目、选项、答案都在同一个文件中，优先使用 单文件智能导入。</w:t>
       </w:r>
     </w:p>
@@ -703,6 +306,10 @@
         <w:pStyle w:val="ListNumber"/>
       </w:pPr>
       <w:r>
+        <w:rPr>
+          <w:rFonts w:ascii="Microsoft YaHei" w:hAnsi="Microsoft YaHei" w:eastAsia="Microsoft YaHei"/>
+          <w:sz w:val="21"/>
+        </w:rPr>
         <w:t>如果题目和答案分成两个文件，使用 双文件导入。</w:t>
       </w:r>
     </w:p>
@@ -711,6 +318,10 @@
         <w:pStyle w:val="ListNumber"/>
       </w:pPr>
       <w:r>
+        <w:rPr>
+          <w:rFonts w:ascii="Microsoft YaHei" w:hAnsi="Microsoft YaHei" w:eastAsia="Microsoft YaHei"/>
+          <w:sz w:val="21"/>
+        </w:rPr>
         <w:t>如果文件是从 Shiroha Quiz 导出的备份 JSON/ZIP 或批量题库 JSON，进入 设置/导出 → 导入配置 / 备份 JSON/ZIP。</w:t>
       </w:r>
     </w:p>
@@ -719,6 +330,10 @@
         <w:pStyle w:val="ListNumber"/>
       </w:pPr>
       <w:r>
+        <w:rPr>
+          <w:rFonts w:ascii="Microsoft YaHei" w:hAnsi="Microsoft YaHei" w:eastAsia="Microsoft YaHei"/>
+          <w:sz w:val="21"/>
+        </w:rPr>
         <w:t>导入后先查看 识别结果预览。</w:t>
       </w:r>
     </w:p>
@@ -727,46 +342,61 @@
         <w:pStyle w:val="ListNumber"/>
       </w:pPr>
       <w:r>
+        <w:rPr>
+          <w:rFonts w:ascii="Microsoft YaHei" w:hAnsi="Microsoft YaHei" w:eastAsia="Microsoft YaHei"/>
+          <w:sz w:val="21"/>
+        </w:rPr>
         <w:t>确认题型、答案、选项和异常提示无误后，再创建题库。</w:t>
       </w:r>
     </w:p>
     <w:p>
       <w:r>
+        <w:rPr>
+          <w:rFonts w:ascii="Microsoft YaHei" w:hAnsi="Microsoft YaHei" w:eastAsia="Microsoft YaHei"/>
+          <w:sz w:val="21"/>
+        </w:rPr>
         <w:t>总体原则是：标准题库优先走标准解析，复杂题库才启用兜底策略。不要为了兼容混乱格式，把原本清楚的题号、选项和答案改得更复杂。</w:t>
       </w:r>
     </w:p>
     <w:p>
-      <w:r>
-        <w:t>---</w:t>
-      </w:r>
-    </w:p>
-    <w:p>
-      <w:bookmarkStart w:id="800463" w:name="h0004"/>
       <w:pPr>
         <w:pStyle w:val="Heading2"/>
       </w:pPr>
       <w:r>
+        <w:rPr>
+          <w:rFonts w:ascii="Microsoft YaHei" w:hAnsi="Microsoft YaHei" w:eastAsia="Microsoft YaHei"/>
+          <w:sz w:val="21"/>
+        </w:rPr>
         <w:t>三、单文件智能导入</w:t>
       </w:r>
-      <w:bookmarkEnd w:id="800463"/>
     </w:p>
     <w:p>
-      <w:bookmarkStart w:id="221716" w:name="h0005"/>
       <w:pPr>
         <w:pStyle w:val="Heading3"/>
       </w:pPr>
       <w:r>
+        <w:rPr>
+          <w:rFonts w:ascii="Microsoft YaHei" w:hAnsi="Microsoft YaHei" w:eastAsia="Microsoft YaHei"/>
+          <w:sz w:val="21"/>
+        </w:rPr>
         <w:t>适合情况</w:t>
       </w:r>
-      <w:bookmarkEnd w:id="221716"/>
     </w:p>
     <w:p>
       <w:r>
+        <w:rPr>
+          <w:rFonts w:ascii="Microsoft YaHei" w:hAnsi="Microsoft YaHei" w:eastAsia="Microsoft YaHei"/>
+          <w:sz w:val="21"/>
+        </w:rPr>
         <w:t>单文件智能导入适合题目、选项、答案在同一个文件中的情况。</w:t>
       </w:r>
     </w:p>
     <w:p>
       <w:r>
+        <w:rPr>
+          <w:rFonts w:ascii="Microsoft YaHei" w:hAnsi="Microsoft YaHei" w:eastAsia="Microsoft YaHei"/>
+          <w:sz w:val="21"/>
+        </w:rPr>
         <w:t>常见支持内容包括：</w:t>
       </w:r>
     </w:p>
@@ -775,6 +405,10 @@
         <w:pStyle w:val="ListBullet"/>
       </w:pPr>
       <w:r>
+        <w:rPr>
+          <w:rFonts w:ascii="Microsoft YaHei" w:hAnsi="Microsoft YaHei" w:eastAsia="Microsoft YaHei"/>
+          <w:sz w:val="21"/>
+        </w:rPr>
         <w:t>TXT 文本</w:t>
       </w:r>
     </w:p>
@@ -783,6 +417,10 @@
         <w:pStyle w:val="ListBullet"/>
       </w:pPr>
       <w:r>
+        <w:rPr>
+          <w:rFonts w:ascii="Microsoft YaHei" w:hAnsi="Microsoft YaHei" w:eastAsia="Microsoft YaHei"/>
+          <w:sz w:val="21"/>
+        </w:rPr>
         <w:t>Word 文档</w:t>
       </w:r>
     </w:p>
@@ -791,6 +429,10 @@
         <w:pStyle w:val="ListBullet"/>
       </w:pPr>
       <w:r>
+        <w:rPr>
+          <w:rFonts w:ascii="Microsoft YaHei" w:hAnsi="Microsoft YaHei" w:eastAsia="Microsoft YaHei"/>
+          <w:sz w:val="21"/>
+        </w:rPr>
         <w:t>Excel 表格</w:t>
       </w:r>
     </w:p>
@@ -799,6 +441,10 @@
         <w:pStyle w:val="ListBullet"/>
       </w:pPr>
       <w:r>
+        <w:rPr>
+          <w:rFonts w:ascii="Microsoft YaHei" w:hAnsi="Microsoft YaHei" w:eastAsia="Microsoft YaHei"/>
+          <w:sz w:val="21"/>
+        </w:rPr>
         <w:t>PDF 文件</w:t>
       </w:r>
     </w:p>
@@ -807,6 +453,10 @@
         <w:pStyle w:val="ListBullet"/>
       </w:pPr>
       <w:r>
+        <w:rPr>
+          <w:rFonts w:ascii="Microsoft YaHei" w:hAnsi="Microsoft YaHei" w:eastAsia="Microsoft YaHei"/>
+          <w:sz w:val="21"/>
+        </w:rPr>
         <w:t>普通题库 JSON</w:t>
       </w:r>
     </w:p>
@@ -815,6 +465,10 @@
         <w:pStyle w:val="ListBullet"/>
       </w:pPr>
       <w:r>
+        <w:rPr>
+          <w:rFonts w:ascii="Microsoft YaHei" w:hAnsi="Microsoft YaHei" w:eastAsia="Microsoft YaHei"/>
+          <w:sz w:val="21"/>
+        </w:rPr>
         <w:t>直接复制粘贴的题库文本</w:t>
       </w:r>
     </w:p>
@@ -823,34 +477,49 @@
         <w:pStyle w:val="ListBullet"/>
       </w:pPr>
       <w:r>
+        <w:rPr>
+          <w:rFonts w:ascii="Microsoft YaHei" w:hAnsi="Microsoft YaHei" w:eastAsia="Microsoft YaHei"/>
+          <w:sz w:val="21"/>
+        </w:rPr>
         <w:t>共用题干 / 材料题文本</w:t>
       </w:r>
     </w:p>
     <w:p>
-      <w:bookmarkStart w:id="853748" w:name="h0006"/>
       <w:pPr>
         <w:pStyle w:val="Heading3"/>
       </w:pPr>
       <w:r>
+        <w:rPr>
+          <w:rFonts w:ascii="Microsoft YaHei" w:hAnsi="Microsoft YaHei" w:eastAsia="Microsoft YaHei"/>
+          <w:sz w:val="21"/>
+        </w:rPr>
         <w:t>示例格式</w:t>
       </w:r>
-      <w:bookmarkEnd w:id="853748"/>
     </w:p>
     <w:p>
       <w:r>
+        <w:rPr>
+          <w:rFonts w:ascii="Microsoft YaHei" w:hAnsi="Microsoft YaHei" w:eastAsia="Microsoft YaHei"/>
+          <w:sz w:val="21"/>
+        </w:rPr>
         <w:t>完整题型模板请优先参考 标准题库格式示例。单文件智能导入推荐使用“分区标题 + 普通编号 + 题干 + 选项 + 答案 + 解析”的清晰结构；如果没有分区标题，或担心题型识别不稳定，可以再给单题加题型标记。</w:t>
       </w:r>
     </w:p>
     <w:p>
       <w:r>
+        <w:rPr>
+          <w:rFonts w:ascii="Microsoft YaHei" w:hAnsi="Microsoft YaHei" w:eastAsia="Microsoft YaHei"/>
+          <w:sz w:val="21"/>
+        </w:rPr>
         <w:t>单选题：</w:t>
       </w:r>
     </w:p>
     <w:p>
-      <w:pPr>
-        <w:pStyle w:val="CodeBlock"/>
-      </w:pPr>
       <w:r>
+        <w:rPr>
+          <w:rFonts w:ascii="Consolas" w:hAnsi="Consolas" w:eastAsia="Microsoft YaHei"/>
+          <w:sz w:val="18"/>
+        </w:rPr>
         <w:t>一、单选题</w:t>
         <w:br/>
         <w:br/>
@@ -869,14 +538,19 @@
     </w:p>
     <w:p>
       <w:r>
+        <w:rPr>
+          <w:rFonts w:ascii="Microsoft YaHei" w:hAnsi="Microsoft YaHei" w:eastAsia="Microsoft YaHei"/>
+          <w:sz w:val="21"/>
+        </w:rPr>
         <w:t>填空题：</w:t>
       </w:r>
     </w:p>
     <w:p>
-      <w:pPr>
-        <w:pStyle w:val="CodeBlock"/>
-      </w:pPr>
       <w:r>
+        <w:rPr>
+          <w:rFonts w:ascii="Consolas" w:hAnsi="Consolas" w:eastAsia="Microsoft YaHei"/>
+          <w:sz w:val="18"/>
+        </w:rPr>
         <w:t>二、填空题</w:t>
         <w:br/>
         <w:br/>
@@ -889,14 +563,19 @@
     </w:p>
     <w:p>
       <w:r>
+        <w:rPr>
+          <w:rFonts w:ascii="Microsoft YaHei" w:hAnsi="Microsoft YaHei" w:eastAsia="Microsoft YaHei"/>
+          <w:sz w:val="21"/>
+        </w:rPr>
         <w:t>简答题：</w:t>
       </w:r>
     </w:p>
     <w:p>
-      <w:pPr>
-        <w:pStyle w:val="CodeBlock"/>
-      </w:pPr>
       <w:r>
+        <w:rPr>
+          <w:rFonts w:ascii="Consolas" w:hAnsi="Consolas" w:eastAsia="Microsoft YaHei"/>
+          <w:sz w:val="18"/>
+        </w:rPr>
         <w:t>三、简答题</w:t>
         <w:br/>
         <w:br/>
@@ -909,31 +588,435 @@
     </w:p>
     <w:p>
       <w:r>
+        <w:rPr>
+          <w:rFonts w:ascii="Microsoft YaHei" w:hAnsi="Microsoft YaHei" w:eastAsia="Microsoft YaHei"/>
+          <w:sz w:val="21"/>
+        </w:rPr>
         <w:t>Excel 表格：</w:t>
       </w:r>
     </w:p>
     <w:p>
-      <w:pPr>
-        <w:pStyle w:val="CodeBlock"/>
-      </w:pPr>
       <w:r>
-        <w:t>题号    题型    题干    A    B    C    D    答案    解析</w:t>
-        <w:br/>
-        <w:t>1    单选题    安全帽的主要作用是    保护头部    装饰作用    增加重量    无实际作用    A    安全帽用于保护头部。</w:t>
-        <w:br/>
-        <w:t>2    填空题    依法行政要求行政机关做到____                    合法行政    填空题答案按文本保存。</w:t>
+        <w:rPr>
+          <w:rFonts w:ascii="Microsoft YaHei" w:hAnsi="Microsoft YaHei" w:eastAsia="Microsoft YaHei"/>
+          <w:sz w:val="21"/>
+        </w:rPr>
+        <w:t>Excel / WPS 表格应按列填写，每个表头都是独立列，不要把整行内容粘到同一个单元格里。</w:t>
+      </w:r>
+    </w:p>
+    <w:tbl>
+      <w:tblPr>
+        <w:tblStyle w:val="TableGrid"/>
+        <w:tblW w:type="auto" w:w="0"/>
+        <w:tblLook w:firstColumn="1" w:firstRow="1" w:lastColumn="0" w:lastRow="0" w:noHBand="0" w:noVBand="1" w:val="04A0"/>
+      </w:tblPr>
+      <w:tblGrid>
+        <w:gridCol w:w="960"/>
+        <w:gridCol w:w="960"/>
+        <w:gridCol w:w="960"/>
+        <w:gridCol w:w="960"/>
+        <w:gridCol w:w="960"/>
+        <w:gridCol w:w="960"/>
+        <w:gridCol w:w="960"/>
+        <w:gridCol w:w="960"/>
+        <w:gridCol w:w="960"/>
+      </w:tblGrid>
+      <w:tr>
+        <w:tc>
+          <w:tcPr>
+            <w:tcW w:type="dxa" w:w="960"/>
+          </w:tcPr>
+          <w:p>
+            <w:r>
+              <w:rPr>
+                <w:rFonts w:ascii="Microsoft YaHei" w:hAnsi="Microsoft YaHei" w:eastAsia="Microsoft YaHei"/>
+                <w:sz w:val="18"/>
+              </w:rPr>
+              <w:t>题号</w:t>
+            </w:r>
+          </w:p>
+        </w:tc>
+        <w:tc>
+          <w:tcPr>
+            <w:tcW w:type="dxa" w:w="960"/>
+          </w:tcPr>
+          <w:p>
+            <w:r>
+              <w:rPr>
+                <w:rFonts w:ascii="Microsoft YaHei" w:hAnsi="Microsoft YaHei" w:eastAsia="Microsoft YaHei"/>
+                <w:sz w:val="18"/>
+              </w:rPr>
+              <w:t>题型</w:t>
+            </w:r>
+          </w:p>
+        </w:tc>
+        <w:tc>
+          <w:tcPr>
+            <w:tcW w:type="dxa" w:w="960"/>
+          </w:tcPr>
+          <w:p>
+            <w:r>
+              <w:rPr>
+                <w:rFonts w:ascii="Microsoft YaHei" w:hAnsi="Microsoft YaHei" w:eastAsia="Microsoft YaHei"/>
+                <w:sz w:val="18"/>
+              </w:rPr>
+              <w:t>题干</w:t>
+            </w:r>
+          </w:p>
+        </w:tc>
+        <w:tc>
+          <w:tcPr>
+            <w:tcW w:type="dxa" w:w="960"/>
+          </w:tcPr>
+          <w:p>
+            <w:r>
+              <w:rPr>
+                <w:rFonts w:ascii="Microsoft YaHei" w:hAnsi="Microsoft YaHei" w:eastAsia="Microsoft YaHei"/>
+                <w:sz w:val="18"/>
+              </w:rPr>
+              <w:t>A</w:t>
+            </w:r>
+          </w:p>
+        </w:tc>
+        <w:tc>
+          <w:tcPr>
+            <w:tcW w:type="dxa" w:w="960"/>
+          </w:tcPr>
+          <w:p>
+            <w:r>
+              <w:rPr>
+                <w:rFonts w:ascii="Microsoft YaHei" w:hAnsi="Microsoft YaHei" w:eastAsia="Microsoft YaHei"/>
+                <w:sz w:val="18"/>
+              </w:rPr>
+              <w:t>B</w:t>
+            </w:r>
+          </w:p>
+        </w:tc>
+        <w:tc>
+          <w:tcPr>
+            <w:tcW w:type="dxa" w:w="960"/>
+          </w:tcPr>
+          <w:p>
+            <w:r>
+              <w:rPr>
+                <w:rFonts w:ascii="Microsoft YaHei" w:hAnsi="Microsoft YaHei" w:eastAsia="Microsoft YaHei"/>
+                <w:sz w:val="18"/>
+              </w:rPr>
+              <w:t>C</w:t>
+            </w:r>
+          </w:p>
+        </w:tc>
+        <w:tc>
+          <w:tcPr>
+            <w:tcW w:type="dxa" w:w="960"/>
+          </w:tcPr>
+          <w:p>
+            <w:r>
+              <w:rPr>
+                <w:rFonts w:ascii="Microsoft YaHei" w:hAnsi="Microsoft YaHei" w:eastAsia="Microsoft YaHei"/>
+                <w:sz w:val="18"/>
+              </w:rPr>
+              <w:t>D</w:t>
+            </w:r>
+          </w:p>
+        </w:tc>
+        <w:tc>
+          <w:tcPr>
+            <w:tcW w:type="dxa" w:w="960"/>
+          </w:tcPr>
+          <w:p>
+            <w:r>
+              <w:rPr>
+                <w:rFonts w:ascii="Microsoft YaHei" w:hAnsi="Microsoft YaHei" w:eastAsia="Microsoft YaHei"/>
+                <w:sz w:val="18"/>
+              </w:rPr>
+              <w:t>答案</w:t>
+            </w:r>
+          </w:p>
+        </w:tc>
+        <w:tc>
+          <w:tcPr>
+            <w:tcW w:type="dxa" w:w="960"/>
+          </w:tcPr>
+          <w:p>
+            <w:r>
+              <w:rPr>
+                <w:rFonts w:ascii="Microsoft YaHei" w:hAnsi="Microsoft YaHei" w:eastAsia="Microsoft YaHei"/>
+                <w:sz w:val="18"/>
+              </w:rPr>
+              <w:t>解析</w:t>
+            </w:r>
+          </w:p>
+        </w:tc>
+      </w:tr>
+      <w:tr>
+        <w:tc>
+          <w:tcPr>
+            <w:tcW w:type="dxa" w:w="960"/>
+          </w:tcPr>
+          <w:p>
+            <w:r>
+              <w:rPr>
+                <w:rFonts w:ascii="Microsoft YaHei" w:hAnsi="Microsoft YaHei" w:eastAsia="Microsoft YaHei"/>
+                <w:sz w:val="18"/>
+              </w:rPr>
+              <w:t>1</w:t>
+            </w:r>
+          </w:p>
+        </w:tc>
+        <w:tc>
+          <w:tcPr>
+            <w:tcW w:type="dxa" w:w="960"/>
+          </w:tcPr>
+          <w:p>
+            <w:r>
+              <w:rPr>
+                <w:rFonts w:ascii="Microsoft YaHei" w:hAnsi="Microsoft YaHei" w:eastAsia="Microsoft YaHei"/>
+                <w:sz w:val="18"/>
+              </w:rPr>
+              <w:t>单选题</w:t>
+            </w:r>
+          </w:p>
+        </w:tc>
+        <w:tc>
+          <w:tcPr>
+            <w:tcW w:type="dxa" w:w="960"/>
+          </w:tcPr>
+          <w:p>
+            <w:r>
+              <w:rPr>
+                <w:rFonts w:ascii="Microsoft YaHei" w:hAnsi="Microsoft YaHei" w:eastAsia="Microsoft YaHei"/>
+                <w:sz w:val="18"/>
+              </w:rPr>
+              <w:t>安全帽的主要作用是？</w:t>
+            </w:r>
+          </w:p>
+        </w:tc>
+        <w:tc>
+          <w:tcPr>
+            <w:tcW w:type="dxa" w:w="960"/>
+          </w:tcPr>
+          <w:p>
+            <w:r>
+              <w:rPr>
+                <w:rFonts w:ascii="Microsoft YaHei" w:hAnsi="Microsoft YaHei" w:eastAsia="Microsoft YaHei"/>
+                <w:sz w:val="18"/>
+              </w:rPr>
+              <w:t>保护头部</w:t>
+            </w:r>
+          </w:p>
+        </w:tc>
+        <w:tc>
+          <w:tcPr>
+            <w:tcW w:type="dxa" w:w="960"/>
+          </w:tcPr>
+          <w:p>
+            <w:r>
+              <w:rPr>
+                <w:rFonts w:ascii="Microsoft YaHei" w:hAnsi="Microsoft YaHei" w:eastAsia="Microsoft YaHei"/>
+                <w:sz w:val="18"/>
+              </w:rPr>
+              <w:t>装饰作用</w:t>
+            </w:r>
+          </w:p>
+        </w:tc>
+        <w:tc>
+          <w:tcPr>
+            <w:tcW w:type="dxa" w:w="960"/>
+          </w:tcPr>
+          <w:p>
+            <w:r>
+              <w:rPr>
+                <w:rFonts w:ascii="Microsoft YaHei" w:hAnsi="Microsoft YaHei" w:eastAsia="Microsoft YaHei"/>
+                <w:sz w:val="18"/>
+              </w:rPr>
+              <w:t>增加重量</w:t>
+            </w:r>
+          </w:p>
+        </w:tc>
+        <w:tc>
+          <w:tcPr>
+            <w:tcW w:type="dxa" w:w="960"/>
+          </w:tcPr>
+          <w:p>
+            <w:r>
+              <w:rPr>
+                <w:rFonts w:ascii="Microsoft YaHei" w:hAnsi="Microsoft YaHei" w:eastAsia="Microsoft YaHei"/>
+                <w:sz w:val="18"/>
+              </w:rPr>
+              <w:t>无实际作用</w:t>
+            </w:r>
+          </w:p>
+        </w:tc>
+        <w:tc>
+          <w:tcPr>
+            <w:tcW w:type="dxa" w:w="960"/>
+          </w:tcPr>
+          <w:p>
+            <w:r>
+              <w:rPr>
+                <w:rFonts w:ascii="Microsoft YaHei" w:hAnsi="Microsoft YaHei" w:eastAsia="Microsoft YaHei"/>
+                <w:sz w:val="18"/>
+              </w:rPr>
+              <w:t>A</w:t>
+            </w:r>
+          </w:p>
+        </w:tc>
+        <w:tc>
+          <w:tcPr>
+            <w:tcW w:type="dxa" w:w="960"/>
+          </w:tcPr>
+          <w:p>
+            <w:r>
+              <w:rPr>
+                <w:rFonts w:ascii="Microsoft YaHei" w:hAnsi="Microsoft YaHei" w:eastAsia="Microsoft YaHei"/>
+                <w:sz w:val="18"/>
+              </w:rPr>
+              <w:t>安全帽用于保护头部。</w:t>
+            </w:r>
+          </w:p>
+        </w:tc>
+      </w:tr>
+      <w:tr>
+        <w:tc>
+          <w:tcPr>
+            <w:tcW w:type="dxa" w:w="960"/>
+          </w:tcPr>
+          <w:p>
+            <w:r>
+              <w:rPr>
+                <w:rFonts w:ascii="Microsoft YaHei" w:hAnsi="Microsoft YaHei" w:eastAsia="Microsoft YaHei"/>
+                <w:sz w:val="18"/>
+              </w:rPr>
+              <w:t>2</w:t>
+            </w:r>
+          </w:p>
+        </w:tc>
+        <w:tc>
+          <w:tcPr>
+            <w:tcW w:type="dxa" w:w="960"/>
+          </w:tcPr>
+          <w:p>
+            <w:r>
+              <w:rPr>
+                <w:rFonts w:ascii="Microsoft YaHei" w:hAnsi="Microsoft YaHei" w:eastAsia="Microsoft YaHei"/>
+                <w:sz w:val="18"/>
+              </w:rPr>
+              <w:t>填空题</w:t>
+            </w:r>
+          </w:p>
+        </w:tc>
+        <w:tc>
+          <w:tcPr>
+            <w:tcW w:type="dxa" w:w="960"/>
+          </w:tcPr>
+          <w:p>
+            <w:r>
+              <w:rPr>
+                <w:rFonts w:ascii="Microsoft YaHei" w:hAnsi="Microsoft YaHei" w:eastAsia="Microsoft YaHei"/>
+                <w:sz w:val="18"/>
+              </w:rPr>
+              <w:t>依法行政要求行政机关做到。</w:t>
+            </w:r>
+          </w:p>
+        </w:tc>
+        <w:tc>
+          <w:tcPr>
+            <w:tcW w:type="dxa" w:w="960"/>
+          </w:tcPr>
+          <w:p>
+            <w:r>
+              <w:rPr>
+                <w:rFonts w:ascii="Microsoft YaHei" w:hAnsi="Microsoft YaHei" w:eastAsia="Microsoft YaHei"/>
+                <w:sz w:val="18"/>
+              </w:rPr>
+            </w:r>
+          </w:p>
+        </w:tc>
+        <w:tc>
+          <w:tcPr>
+            <w:tcW w:type="dxa" w:w="960"/>
+          </w:tcPr>
+          <w:p>
+            <w:r>
+              <w:rPr>
+                <w:rFonts w:ascii="Microsoft YaHei" w:hAnsi="Microsoft YaHei" w:eastAsia="Microsoft YaHei"/>
+                <w:sz w:val="18"/>
+              </w:rPr>
+            </w:r>
+          </w:p>
+        </w:tc>
+        <w:tc>
+          <w:tcPr>
+            <w:tcW w:type="dxa" w:w="960"/>
+          </w:tcPr>
+          <w:p>
+            <w:r>
+              <w:rPr>
+                <w:rFonts w:ascii="Microsoft YaHei" w:hAnsi="Microsoft YaHei" w:eastAsia="Microsoft YaHei"/>
+                <w:sz w:val="18"/>
+              </w:rPr>
+            </w:r>
+          </w:p>
+        </w:tc>
+        <w:tc>
+          <w:tcPr>
+            <w:tcW w:type="dxa" w:w="960"/>
+          </w:tcPr>
+          <w:p>
+            <w:r>
+              <w:rPr>
+                <w:rFonts w:ascii="Microsoft YaHei" w:hAnsi="Microsoft YaHei" w:eastAsia="Microsoft YaHei"/>
+                <w:sz w:val="18"/>
+              </w:rPr>
+            </w:r>
+          </w:p>
+        </w:tc>
+        <w:tc>
+          <w:tcPr>
+            <w:tcW w:type="dxa" w:w="960"/>
+          </w:tcPr>
+          <w:p>
+            <w:r>
+              <w:rPr>
+                <w:rFonts w:ascii="Microsoft YaHei" w:hAnsi="Microsoft YaHei" w:eastAsia="Microsoft YaHei"/>
+                <w:sz w:val="18"/>
+              </w:rPr>
+              <w:t>合法行政</w:t>
+            </w:r>
+          </w:p>
+        </w:tc>
+        <w:tc>
+          <w:tcPr>
+            <w:tcW w:type="dxa" w:w="960"/>
+          </w:tcPr>
+          <w:p>
+            <w:r>
+              <w:rPr>
+                <w:rFonts w:ascii="Microsoft YaHei" w:hAnsi="Microsoft YaHei" w:eastAsia="Microsoft YaHei"/>
+                <w:sz w:val="18"/>
+              </w:rPr>
+              <w:t>填空题答案按文本保存。</w:t>
+            </w:r>
+          </w:p>
+        </w:tc>
+      </w:tr>
+    </w:tbl>
+    <w:p>
+      <w:r>
+        <w:rPr>
+          <w:rFonts w:ascii="Microsoft YaHei" w:hAnsi="Microsoft YaHei" w:eastAsia="Microsoft YaHei"/>
+          <w:sz w:val="21"/>
+        </w:rPr>
+        <w:t>普通题库 JSON：</w:t>
       </w:r>
     </w:p>
     <w:p>
       <w:r>
-        <w:t>普通题库 JSON：</w:t>
-      </w:r>
-    </w:p>
-    <w:p>
-      <w:pPr>
-        <w:pStyle w:val="CodeBlock"/>
-      </w:pPr>
-      <w:r>
+        <w:rPr>
+          <w:rFonts w:ascii="Consolas" w:hAnsi="Consolas" w:eastAsia="Microsoft YaHei"/>
+          <w:sz w:val="18"/>
+        </w:rPr>
         <w:t>{</w:t>
         <w:br/>
         <w:t xml:space="preserve">  "name": "示例题库",</w:t>
@@ -961,11 +1044,19 @@
     </w:p>
     <w:p>
       <w:r>
+        <w:rPr>
+          <w:rFonts w:ascii="Microsoft YaHei" w:hAnsi="Microsoft YaHei" w:eastAsia="Microsoft YaHei"/>
+          <w:sz w:val="21"/>
+        </w:rPr>
         <w:t>说明：普通题库 JSON 可以作为题库内容导入；Shiroha Quiz 导出的完整备份 JSON/ZIP 不属于普通题库文本，应走设置/导出页的备份恢复入口。</w:t>
       </w:r>
     </w:p>
     <w:p>
       <w:r>
+        <w:rPr>
+          <w:rFonts w:ascii="Microsoft YaHei" w:hAnsi="Microsoft YaHei" w:eastAsia="Microsoft YaHei"/>
+          <w:sz w:val="21"/>
+        </w:rPr>
         <w:t>系统会自动尝试识别：</w:t>
       </w:r>
     </w:p>
@@ -974,6 +1065,10 @@
         <w:pStyle w:val="ListBullet"/>
       </w:pPr>
       <w:r>
+        <w:rPr>
+          <w:rFonts w:ascii="Microsoft YaHei" w:hAnsi="Microsoft YaHei" w:eastAsia="Microsoft YaHei"/>
+          <w:sz w:val="21"/>
+        </w:rPr>
         <w:t>题号</w:t>
       </w:r>
     </w:p>
@@ -982,6 +1077,10 @@
         <w:pStyle w:val="ListBullet"/>
       </w:pPr>
       <w:r>
+        <w:rPr>
+          <w:rFonts w:ascii="Microsoft YaHei" w:hAnsi="Microsoft YaHei" w:eastAsia="Microsoft YaHei"/>
+          <w:sz w:val="21"/>
+        </w:rPr>
         <w:t>题干</w:t>
       </w:r>
     </w:p>
@@ -990,6 +1089,10 @@
         <w:pStyle w:val="ListBullet"/>
       </w:pPr>
       <w:r>
+        <w:rPr>
+          <w:rFonts w:ascii="Microsoft YaHei" w:hAnsi="Microsoft YaHei" w:eastAsia="Microsoft YaHei"/>
+          <w:sz w:val="21"/>
+        </w:rPr>
         <w:t>选项</w:t>
       </w:r>
     </w:p>
@@ -998,6 +1101,10 @@
         <w:pStyle w:val="ListBullet"/>
       </w:pPr>
       <w:r>
+        <w:rPr>
+          <w:rFonts w:ascii="Microsoft YaHei" w:hAnsi="Microsoft YaHei" w:eastAsia="Microsoft YaHei"/>
+          <w:sz w:val="21"/>
+        </w:rPr>
         <w:t>答案</w:t>
       </w:r>
     </w:p>
@@ -1006,6 +1113,10 @@
         <w:pStyle w:val="ListBullet"/>
       </w:pPr>
       <w:r>
+        <w:rPr>
+          <w:rFonts w:ascii="Microsoft YaHei" w:hAnsi="Microsoft YaHei" w:eastAsia="Microsoft YaHei"/>
+          <w:sz w:val="21"/>
+        </w:rPr>
         <w:t>题型</w:t>
       </w:r>
     </w:p>
@@ -1014,6 +1125,10 @@
         <w:pStyle w:val="ListBullet"/>
       </w:pPr>
       <w:r>
+        <w:rPr>
+          <w:rFonts w:ascii="Microsoft YaHei" w:hAnsi="Microsoft YaHei" w:eastAsia="Microsoft YaHei"/>
+          <w:sz w:val="21"/>
+        </w:rPr>
         <w:t>答案解析区</w:t>
       </w:r>
     </w:p>
@@ -1022,29 +1137,40 @@
         <w:pStyle w:val="ListBullet"/>
       </w:pPr>
       <w:r>
+        <w:rPr>
+          <w:rFonts w:ascii="Microsoft YaHei" w:hAnsi="Microsoft YaHei" w:eastAsia="Microsoft YaHei"/>
+          <w:sz w:val="21"/>
+        </w:rPr>
         <w:t>共用题干 / 材料题上下文</w:t>
       </w:r>
     </w:p>
     <w:p>
-      <w:bookmarkStart w:id="470233" w:name="h0007"/>
       <w:pPr>
         <w:pStyle w:val="Heading3"/>
       </w:pPr>
       <w:r>
+        <w:rPr>
+          <w:rFonts w:ascii="Microsoft YaHei" w:hAnsi="Microsoft YaHei" w:eastAsia="Microsoft YaHei"/>
+          <w:sz w:val="21"/>
+        </w:rPr>
         <w:t>共用题干 / 材料题建议写法</w:t>
       </w:r>
-      <w:bookmarkEnd w:id="470233"/>
     </w:p>
     <w:p>
       <w:r>
+        <w:rPr>
+          <w:rFonts w:ascii="Microsoft YaHei" w:hAnsi="Microsoft YaHei" w:eastAsia="Microsoft YaHei"/>
+          <w:sz w:val="21"/>
+        </w:rPr>
         <w:t>如果一段材料对应多道题，建议让材料引导行单独成行。材料题比普通题更容易把材料、引导语和小题题干混在一起，所以小题建议显式写题型标记：</w:t>
       </w:r>
     </w:p>
     <w:p>
-      <w:pPr>
-        <w:pStyle w:val="CodeBlock"/>
-      </w:pPr>
       <w:r>
+        <w:rPr>
+          <w:rFonts w:ascii="Consolas" w:hAnsi="Consolas" w:eastAsia="Microsoft YaHei"/>
+          <w:sz w:val="18"/>
+        </w:rPr>
         <w:t>根据以下材料，回答 1-2 题：</w:t>
         <w:br/>
         <w:t>这里是一段材料文本。</w:t>
@@ -1070,46 +1196,61 @@
     </w:p>
     <w:p>
       <w:r>
+        <w:rPr>
+          <w:rFonts w:ascii="Microsoft YaHei" w:hAnsi="Microsoft YaHei" w:eastAsia="Microsoft YaHei"/>
+          <w:sz w:val="21"/>
+        </w:rPr>
         <w:t>不建议把材料引导语和正式题干挤在同一行，例如 1. 根据材料回答1-2题，下列说法正确的是？。这种写法会优先按普通题目处理，避免误删题干。</w:t>
       </w:r>
     </w:p>
     <w:p>
       <w:r>
+        <w:rPr>
+          <w:rFonts w:ascii="Microsoft YaHei" w:hAnsi="Microsoft YaHei" w:eastAsia="Microsoft YaHei"/>
+          <w:sz w:val="21"/>
+        </w:rPr>
         <w:t>识别完成后，题目会进入 识别结果预览。请先核对结果，再确认导入。</w:t>
       </w:r>
     </w:p>
     <w:p>
-      <w:r>
-        <w:t>---</w:t>
-      </w:r>
-    </w:p>
-    <w:p>
-      <w:bookmarkStart w:id="143321" w:name="h0008"/>
       <w:pPr>
         <w:pStyle w:val="Heading2"/>
       </w:pPr>
       <w:r>
+        <w:rPr>
+          <w:rFonts w:ascii="Microsoft YaHei" w:hAnsi="Microsoft YaHei" w:eastAsia="Microsoft YaHei"/>
+          <w:sz w:val="21"/>
+        </w:rPr>
         <w:t>四、双文件导入</w:t>
       </w:r>
-      <w:bookmarkEnd w:id="143321"/>
     </w:p>
     <w:p>
-      <w:bookmarkStart w:id="551998" w:name="h0009"/>
       <w:pPr>
         <w:pStyle w:val="Heading3"/>
       </w:pPr>
       <w:r>
+        <w:rPr>
+          <w:rFonts w:ascii="Microsoft YaHei" w:hAnsi="Microsoft YaHei" w:eastAsia="Microsoft YaHei"/>
+          <w:sz w:val="21"/>
+        </w:rPr>
         <w:t>适合情况</w:t>
       </w:r>
-      <w:bookmarkEnd w:id="551998"/>
     </w:p>
     <w:p>
       <w:r>
+        <w:rPr>
+          <w:rFonts w:ascii="Microsoft YaHei" w:hAnsi="Microsoft YaHei" w:eastAsia="Microsoft YaHei"/>
+          <w:sz w:val="21"/>
+        </w:rPr>
         <w:t>双文件导入适合题目和答案分离的题库。</w:t>
       </w:r>
     </w:p>
     <w:p>
       <w:r>
+        <w:rPr>
+          <w:rFonts w:ascii="Microsoft YaHei" w:hAnsi="Microsoft YaHei" w:eastAsia="Microsoft YaHei"/>
+          <w:sz w:val="21"/>
+        </w:rPr>
         <w:t>例如：</w:t>
       </w:r>
     </w:p>
@@ -1118,6 +1259,10 @@
         <w:pStyle w:val="ListBullet"/>
       </w:pPr>
       <w:r>
+        <w:rPr>
+          <w:rFonts w:ascii="Microsoft YaHei" w:hAnsi="Microsoft YaHei" w:eastAsia="Microsoft YaHei"/>
+          <w:sz w:val="21"/>
+        </w:rPr>
         <w:t>一个文件只包含题目和选项</w:t>
       </w:r>
     </w:p>
@@ -1126,24 +1271,31 @@
         <w:pStyle w:val="ListBullet"/>
       </w:pPr>
       <w:r>
+        <w:rPr>
+          <w:rFonts w:ascii="Microsoft YaHei" w:hAnsi="Microsoft YaHei" w:eastAsia="Microsoft YaHei"/>
+          <w:sz w:val="21"/>
+        </w:rPr>
         <w:t>另一个文件单独列出答案</w:t>
       </w:r>
     </w:p>
     <w:p>
-      <w:bookmarkStart w:id="943341" w:name="h0010"/>
       <w:pPr>
         <w:pStyle w:val="Heading3"/>
       </w:pPr>
       <w:r>
+        <w:rPr>
+          <w:rFonts w:ascii="Microsoft YaHei" w:hAnsi="Microsoft YaHei" w:eastAsia="Microsoft YaHei"/>
+          <w:sz w:val="21"/>
+        </w:rPr>
         <w:t>题目文件示例</w:t>
       </w:r>
-      <w:bookmarkEnd w:id="943341"/>
     </w:p>
     <w:p>
-      <w:pPr>
-        <w:pStyle w:val="CodeBlock"/>
-      </w:pPr>
       <w:r>
+        <w:rPr>
+          <w:rFonts w:ascii="Consolas" w:hAnsi="Consolas" w:eastAsia="Microsoft YaHei"/>
+          <w:sz w:val="18"/>
+        </w:rPr>
         <w:t>1. 下列说法正确的是？</w:t>
         <w:br/>
         <w:t>A. 选项一</w:t>
@@ -1167,57 +1319,60 @@
       </w:r>
     </w:p>
     <w:p>
-      <w:bookmarkStart w:id="212547" w:name="h0011"/>
       <w:pPr>
         <w:pStyle w:val="Heading3"/>
       </w:pPr>
       <w:r>
+        <w:rPr>
+          <w:rFonts w:ascii="Microsoft YaHei" w:hAnsi="Microsoft YaHei" w:eastAsia="Microsoft YaHei"/>
+          <w:sz w:val="21"/>
+        </w:rPr>
         <w:t>答案文件示例</w:t>
       </w:r>
-      <w:bookmarkEnd w:id="212547"/>
     </w:p>
     <w:p>
-      <w:pPr>
-        <w:pStyle w:val="CodeBlock"/>
-      </w:pPr>
       <w:r>
+        <w:rPr>
+          <w:rFonts w:ascii="Consolas" w:hAnsi="Consolas" w:eastAsia="Microsoft YaHei"/>
+          <w:sz w:val="18"/>
+        </w:rPr>
         <w:t>1. A</w:t>
         <w:br/>
         <w:t>2. ABC</w:t>
       </w:r>
     </w:p>
     <w:p>
-      <w:bookmarkStart w:id="695543" w:name="h0012"/>
       <w:pPr>
         <w:pStyle w:val="Heading3"/>
       </w:pPr>
       <w:r>
+        <w:rPr>
+          <w:rFonts w:ascii="Microsoft YaHei" w:hAnsi="Microsoft YaHei" w:eastAsia="Microsoft YaHei"/>
+          <w:sz w:val="21"/>
+        </w:rPr>
         <w:t>匹配方式说明</w:t>
       </w:r>
-      <w:bookmarkEnd w:id="695543"/>
     </w:p>
     <w:tbl>
       <w:tblPr>
         <w:tblStyle w:val="TableGrid"/>
         <w:tblW w:type="auto" w:w="0"/>
-        <w:jc w:val="center"/>
         <w:tblLook w:firstColumn="1" w:firstRow="1" w:lastColumn="0" w:lastRow="0" w:noHBand="0" w:noVBand="1" w:val="04A0"/>
       </w:tblPr>
       <w:tblGrid>
-        <w:gridCol w:w="5100"/>
-        <w:gridCol w:w="5100"/>
+        <w:gridCol w:w="4320"/>
+        <w:gridCol w:w="4320"/>
       </w:tblGrid>
       <w:tr>
         <w:tc>
           <w:tcPr>
-            <w:tcW w:type="dxa" w:w="5100"/>
-            <w:vAlign w:val="center"/>
+            <w:tcW w:type="dxa" w:w="4320"/>
           </w:tcPr>
           <w:p>
             <w:r>
               <w:rPr>
                 <w:rFonts w:ascii="Microsoft YaHei" w:hAnsi="Microsoft YaHei" w:eastAsia="Microsoft YaHei"/>
-                <w:b/>
+                <w:sz w:val="18"/>
               </w:rPr>
               <w:t>匹配方式</w:t>
             </w:r>
@@ -1225,14 +1380,13 @@
         </w:tc>
         <w:tc>
           <w:tcPr>
-            <w:tcW w:type="dxa" w:w="5100"/>
-            <w:vAlign w:val="center"/>
+            <w:tcW w:type="dxa" w:w="4320"/>
           </w:tcPr>
           <w:p>
             <w:r>
               <w:rPr>
                 <w:rFonts w:ascii="Microsoft YaHei" w:hAnsi="Microsoft YaHei" w:eastAsia="Microsoft YaHei"/>
-                <w:b/>
+                <w:sz w:val="18"/>
               </w:rPr>
               <w:t>适合情况</w:t>
             </w:r>
@@ -1242,13 +1396,13 @@
       <w:tr>
         <w:tc>
           <w:tcPr>
-            <w:tcW w:type="dxa" w:w="5100"/>
-            <w:vAlign w:val="center"/>
+            <w:tcW w:type="dxa" w:w="4320"/>
           </w:tcPr>
           <w:p>
             <w:r>
               <w:rPr>
                 <w:rFonts w:ascii="Microsoft YaHei" w:hAnsi="Microsoft YaHei" w:eastAsia="Microsoft YaHei"/>
+                <w:sz w:val="18"/>
               </w:rPr>
               <w:t>自动匹配</w:t>
             </w:r>
@@ -1256,13 +1410,13 @@
         </w:tc>
         <w:tc>
           <w:tcPr>
-            <w:tcW w:type="dxa" w:w="5100"/>
-            <w:vAlign w:val="center"/>
+            <w:tcW w:type="dxa" w:w="4320"/>
           </w:tcPr>
           <w:p>
             <w:r>
               <w:rPr>
                 <w:rFonts w:ascii="Microsoft YaHei" w:hAnsi="Microsoft YaHei" w:eastAsia="Microsoft YaHei"/>
+                <w:sz w:val="18"/>
               </w:rPr>
               <w:t>推荐默认使用，适合大多数题库</w:t>
             </w:r>
@@ -1272,13 +1426,13 @@
       <w:tr>
         <w:tc>
           <w:tcPr>
-            <w:tcW w:type="dxa" w:w="5100"/>
-            <w:vAlign w:val="center"/>
+            <w:tcW w:type="dxa" w:w="4320"/>
           </w:tcPr>
           <w:p>
             <w:r>
               <w:rPr>
                 <w:rFonts w:ascii="Microsoft YaHei" w:hAnsi="Microsoft YaHei" w:eastAsia="Microsoft YaHei"/>
+                <w:sz w:val="18"/>
               </w:rPr>
               <w:t>按题号匹配</w:t>
             </w:r>
@@ -1286,13 +1440,13 @@
         </w:tc>
         <w:tc>
           <w:tcPr>
-            <w:tcW w:type="dxa" w:w="5100"/>
-            <w:vAlign w:val="center"/>
+            <w:tcW w:type="dxa" w:w="4320"/>
           </w:tcPr>
           <w:p>
             <w:r>
               <w:rPr>
                 <w:rFonts w:ascii="Microsoft YaHei" w:hAnsi="Microsoft YaHei" w:eastAsia="Microsoft YaHei"/>
+                <w:sz w:val="18"/>
               </w:rPr>
               <w:t>适合题号清晰、答案也带题号的文件</w:t>
             </w:r>
@@ -1302,13 +1456,13 @@
       <w:tr>
         <w:tc>
           <w:tcPr>
-            <w:tcW w:type="dxa" w:w="5100"/>
-            <w:vAlign w:val="center"/>
+            <w:tcW w:type="dxa" w:w="4320"/>
           </w:tcPr>
           <w:p>
             <w:r>
               <w:rPr>
                 <w:rFonts w:ascii="Microsoft YaHei" w:hAnsi="Microsoft YaHei" w:eastAsia="Microsoft YaHei"/>
+                <w:sz w:val="18"/>
               </w:rPr>
               <w:t>严格题号匹配</w:t>
             </w:r>
@@ -1316,13 +1470,13 @@
         </w:tc>
         <w:tc>
           <w:tcPr>
-            <w:tcW w:type="dxa" w:w="5100"/>
-            <w:vAlign w:val="center"/>
+            <w:tcW w:type="dxa" w:w="4320"/>
           </w:tcPr>
           <w:p>
             <w:r>
               <w:rPr>
                 <w:rFonts w:ascii="Microsoft YaHei" w:hAnsi="Microsoft YaHei" w:eastAsia="Microsoft YaHei"/>
+                <w:sz w:val="18"/>
               </w:rPr>
               <w:t>适合题号必须一一对应的情况</w:t>
             </w:r>
@@ -1332,13 +1486,13 @@
       <w:tr>
         <w:tc>
           <w:tcPr>
-            <w:tcW w:type="dxa" w:w="5100"/>
-            <w:vAlign w:val="center"/>
+            <w:tcW w:type="dxa" w:w="4320"/>
           </w:tcPr>
           <w:p>
             <w:r>
               <w:rPr>
                 <w:rFonts w:ascii="Microsoft YaHei" w:hAnsi="Microsoft YaHei" w:eastAsia="Microsoft YaHei"/>
+                <w:sz w:val="18"/>
               </w:rPr>
               <w:t>按顺序匹配</w:t>
             </w:r>
@@ -1346,13 +1500,13 @@
         </w:tc>
         <w:tc>
           <w:tcPr>
-            <w:tcW w:type="dxa" w:w="5100"/>
-            <w:vAlign w:val="center"/>
+            <w:tcW w:type="dxa" w:w="4320"/>
           </w:tcPr>
           <w:p>
             <w:r>
               <w:rPr>
                 <w:rFonts w:ascii="Microsoft YaHei" w:hAnsi="Microsoft YaHei" w:eastAsia="Microsoft YaHei"/>
+                <w:sz w:val="18"/>
               </w:rPr>
               <w:t>适合答案顺序与题目顺序完全一致的情况</w:t>
             </w:r>
@@ -1360,22 +1514,30 @@
         </w:tc>
       </w:tr>
     </w:tbl>
-    <w:p/>
     <w:p>
       <w:r>
+        <w:rPr>
+          <w:rFonts w:ascii="Microsoft YaHei" w:hAnsi="Microsoft YaHei" w:eastAsia="Microsoft YaHei"/>
+          <w:sz w:val="21"/>
+        </w:rPr>
         <w:t>如果题库按章节、分卷或题型分区，并且每个分区题号会从 1 重新开始，建议题目文件和答案文件都保留相同的分区标题。</w:t>
       </w:r>
     </w:p>
     <w:p>
       <w:r>
+        <w:rPr>
+          <w:rFonts w:ascii="Microsoft YaHei" w:hAnsi="Microsoft YaHei" w:eastAsia="Microsoft YaHei"/>
+          <w:sz w:val="21"/>
+        </w:rPr>
         <w:t>推荐：</w:t>
       </w:r>
     </w:p>
     <w:p>
-      <w:pPr>
-        <w:pStyle w:val="CodeBlock"/>
-      </w:pPr>
       <w:r>
+        <w:rPr>
+          <w:rFonts w:ascii="Consolas" w:hAnsi="Consolas" w:eastAsia="Microsoft YaHei"/>
+          <w:sz w:val="18"/>
+        </w:rPr>
         <w:t>第一章 基础知识</w:t>
         <w:br/>
         <w:t>1. A</w:t>
@@ -1392,14 +1554,19 @@
     </w:p>
     <w:p>
       <w:r>
+        <w:rPr>
+          <w:rFonts w:ascii="Microsoft YaHei" w:hAnsi="Microsoft YaHei" w:eastAsia="Microsoft YaHei"/>
+          <w:sz w:val="21"/>
+        </w:rPr>
         <w:t>不推荐只写：</w:t>
       </w:r>
     </w:p>
     <w:p>
-      <w:pPr>
-        <w:pStyle w:val="CodeBlock"/>
-      </w:pPr>
       <w:r>
+        <w:rPr>
+          <w:rFonts w:ascii="Consolas" w:hAnsi="Consolas" w:eastAsia="Microsoft YaHei"/>
+          <w:sz w:val="18"/>
+        </w:rPr>
         <w:t>1. A</w:t>
         <w:br/>
         <w:t>2. B</w:t>
@@ -1411,59 +1578,73 @@
     </w:p>
     <w:p>
       <w:r>
+        <w:rPr>
+          <w:rFonts w:ascii="Microsoft YaHei" w:hAnsi="Microsoft YaHei" w:eastAsia="Microsoft YaHei"/>
+          <w:sz w:val="21"/>
+        </w:rPr>
         <w:t>后者存在重复题号，系统仍会尝试自动匹配，但更依赖顺序和兜底评分，导入后必须重点核对。</w:t>
       </w:r>
     </w:p>
     <w:p>
       <w:r>
+        <w:rPr>
+          <w:rFonts w:ascii="Microsoft YaHei" w:hAnsi="Microsoft YaHei" w:eastAsia="Microsoft YaHei"/>
+          <w:sz w:val="21"/>
+        </w:rPr>
         <w:t>双文件导入后同样需要查看识别结果预览，确认答案是否正确匹配到题目。</w:t>
       </w:r>
     </w:p>
     <w:p>
-      <w:r>
-        <w:t>---</w:t>
-      </w:r>
-    </w:p>
-    <w:p>
-      <w:bookmarkStart w:id="56175" w:name="h0013"/>
       <w:pPr>
         <w:pStyle w:val="Heading2"/>
       </w:pPr>
       <w:r>
+        <w:rPr>
+          <w:rFonts w:ascii="Microsoft YaHei" w:hAnsi="Microsoft YaHei" w:eastAsia="Microsoft YaHei"/>
+          <w:sz w:val="21"/>
+        </w:rPr>
         <w:t>五、配置 / 备份 JSON/ZIP 导入</w:t>
       </w:r>
-      <w:bookmarkEnd w:id="56175"/>
     </w:p>
     <w:p>
-      <w:bookmarkStart w:id="559678" w:name="h0014"/>
       <w:pPr>
         <w:pStyle w:val="Heading3"/>
       </w:pPr>
       <w:r>
+        <w:rPr>
+          <w:rFonts w:ascii="Microsoft YaHei" w:hAnsi="Microsoft YaHei" w:eastAsia="Microsoft YaHei"/>
+          <w:sz w:val="21"/>
+        </w:rPr>
         <w:t>使用位置</w:t>
       </w:r>
-      <w:bookmarkEnd w:id="559678"/>
     </w:p>
     <w:p>
-      <w:pPr>
-        <w:pStyle w:val="CodeBlock"/>
-      </w:pPr>
       <w:r>
+        <w:rPr>
+          <w:rFonts w:ascii="Consolas" w:hAnsi="Consolas" w:eastAsia="Microsoft YaHei"/>
+          <w:sz w:val="18"/>
+        </w:rPr>
         <w:t>设置/导出 → 导入配置 / 备份 JSON/ZIP</w:t>
       </w:r>
     </w:p>
     <w:p>
-      <w:bookmarkStart w:id="242237" w:name="h0015"/>
       <w:pPr>
         <w:pStyle w:val="Heading3"/>
       </w:pPr>
       <w:r>
+        <w:rPr>
+          <w:rFonts w:ascii="Microsoft YaHei" w:hAnsi="Microsoft YaHei" w:eastAsia="Microsoft YaHei"/>
+          <w:sz w:val="21"/>
+        </w:rPr>
         <w:t>适合内容</w:t>
       </w:r>
-      <w:bookmarkEnd w:id="242237"/>
     </w:p>
     <w:p>
       <w:r>
+        <w:rPr>
+          <w:rFonts w:ascii="Microsoft YaHei" w:hAnsi="Microsoft YaHei" w:eastAsia="Microsoft YaHei"/>
+          <w:sz w:val="21"/>
+        </w:rPr>
         <w:t>该入口适合导入：</w:t>
       </w:r>
     </w:p>
@@ -1472,6 +1653,10 @@
         <w:pStyle w:val="ListBullet"/>
       </w:pPr>
       <w:r>
+        <w:rPr>
+          <w:rFonts w:ascii="Microsoft YaHei" w:hAnsi="Microsoft YaHei" w:eastAsia="Microsoft YaHei"/>
+          <w:sz w:val="21"/>
+        </w:rPr>
         <w:t>Shiroha Quiz 导出的全部数据备份</w:t>
       </w:r>
     </w:p>
@@ -1480,6 +1665,10 @@
         <w:pStyle w:val="ListBullet"/>
       </w:pPr>
       <w:r>
+        <w:rPr>
+          <w:rFonts w:ascii="Microsoft YaHei" w:hAnsi="Microsoft YaHei" w:eastAsia="Microsoft YaHei"/>
+          <w:sz w:val="21"/>
+        </w:rPr>
         <w:t>题库管理页批量导出的题库 JSON</w:t>
       </w:r>
     </w:p>
@@ -1488,6 +1677,10 @@
         <w:pStyle w:val="ListBullet"/>
       </w:pPr>
       <w:r>
+        <w:rPr>
+          <w:rFonts w:ascii="Microsoft YaHei" w:hAnsi="Microsoft YaHei" w:eastAsia="Microsoft YaHei"/>
+          <w:sz w:val="21"/>
+        </w:rPr>
         <w:t>从其他设备迁移过来的 Shiroha Quiz 数据</w:t>
       </w:r>
     </w:p>
@@ -1496,21 +1689,31 @@
         <w:pStyle w:val="ListBullet"/>
       </w:pPr>
       <w:r>
+        <w:rPr>
+          <w:rFonts w:ascii="Microsoft YaHei" w:hAnsi="Microsoft YaHei" w:eastAsia="Microsoft YaHei"/>
+          <w:sz w:val="21"/>
+        </w:rPr>
         <w:t>配置备份文件</w:t>
       </w:r>
     </w:p>
     <w:p>
-      <w:bookmarkStart w:id="967893" w:name="h0016"/>
       <w:pPr>
         <w:pStyle w:val="Heading3"/>
       </w:pPr>
       <w:r>
+        <w:rPr>
+          <w:rFonts w:ascii="Microsoft YaHei" w:hAnsi="Microsoft YaHei" w:eastAsia="Microsoft YaHei"/>
+          <w:sz w:val="21"/>
+        </w:rPr>
         <w:t>不适合内容</w:t>
       </w:r>
-      <w:bookmarkEnd w:id="967893"/>
     </w:p>
     <w:p>
       <w:r>
+        <w:rPr>
+          <w:rFonts w:ascii="Microsoft YaHei" w:hAnsi="Microsoft YaHei" w:eastAsia="Microsoft YaHei"/>
+          <w:sz w:val="21"/>
+        </w:rPr>
         <w:t>该入口不适合导入普通题库文件，例如：</w:t>
       </w:r>
     </w:p>
@@ -1519,6 +1722,10 @@
         <w:pStyle w:val="ListBullet"/>
       </w:pPr>
       <w:r>
+        <w:rPr>
+          <w:rFonts w:ascii="Microsoft YaHei" w:hAnsi="Microsoft YaHei" w:eastAsia="Microsoft YaHei"/>
+          <w:sz w:val="21"/>
+        </w:rPr>
         <w:t>普通 Word 题库</w:t>
       </w:r>
     </w:p>
@@ -1527,6 +1734,10 @@
         <w:pStyle w:val="ListBullet"/>
       </w:pPr>
       <w:r>
+        <w:rPr>
+          <w:rFonts w:ascii="Microsoft YaHei" w:hAnsi="Microsoft YaHei" w:eastAsia="Microsoft YaHei"/>
+          <w:sz w:val="21"/>
+        </w:rPr>
         <w:t>普通 TXT 题库</w:t>
       </w:r>
     </w:p>
@@ -1535,6 +1746,10 @@
         <w:pStyle w:val="ListBullet"/>
       </w:pPr>
       <w:r>
+        <w:rPr>
+          <w:rFonts w:ascii="Microsoft YaHei" w:hAnsi="Microsoft YaHei" w:eastAsia="Microsoft YaHei"/>
+          <w:sz w:val="21"/>
+        </w:rPr>
         <w:t>普通 PDF 题库</w:t>
       </w:r>
     </w:p>
@@ -1543,47 +1758,55 @@
         <w:pStyle w:val="ListBullet"/>
       </w:pPr>
       <w:r>
+        <w:rPr>
+          <w:rFonts w:ascii="Microsoft YaHei" w:hAnsi="Microsoft YaHei" w:eastAsia="Microsoft YaHei"/>
+          <w:sz w:val="21"/>
+        </w:rPr>
         <w:t>未经过 Shiroha Quiz 导出的普通文本题库</w:t>
       </w:r>
     </w:p>
     <w:p>
       <w:r>
+        <w:rPr>
+          <w:rFonts w:ascii="Microsoft YaHei" w:hAnsi="Microsoft YaHei" w:eastAsia="Microsoft YaHei"/>
+          <w:sz w:val="21"/>
+        </w:rPr>
         <w:t>这些内容应使用 导入题库页 的普通题库导入功能。</w:t>
       </w:r>
     </w:p>
     <w:p>
-      <w:bookmarkStart w:id="452186" w:name="h0017"/>
       <w:pPr>
         <w:pStyle w:val="Heading3"/>
       </w:pPr>
       <w:r>
+        <w:rPr>
+          <w:rFonts w:ascii="Microsoft YaHei" w:hAnsi="Microsoft YaHei" w:eastAsia="Microsoft YaHei"/>
+          <w:sz w:val="21"/>
+        </w:rPr>
         <w:t>合并导入与覆盖恢复</w:t>
       </w:r>
-      <w:bookmarkEnd w:id="452186"/>
     </w:p>
     <w:tbl>
       <w:tblPr>
         <w:tblStyle w:val="TableGrid"/>
         <w:tblW w:type="auto" w:w="0"/>
-        <w:jc w:val="center"/>
         <w:tblLook w:firstColumn="1" w:firstRow="1" w:lastColumn="0" w:lastRow="0" w:noHBand="0" w:noVBand="1" w:val="04A0"/>
       </w:tblPr>
       <w:tblGrid>
-        <w:gridCol w:w="3400"/>
-        <w:gridCol w:w="3400"/>
-        <w:gridCol w:w="3400"/>
+        <w:gridCol w:w="2880"/>
+        <w:gridCol w:w="2880"/>
+        <w:gridCol w:w="2880"/>
       </w:tblGrid>
       <w:tr>
         <w:tc>
           <w:tcPr>
-            <w:tcW w:type="dxa" w:w="3400"/>
-            <w:vAlign w:val="center"/>
+            <w:tcW w:type="dxa" w:w="2880"/>
           </w:tcPr>
           <w:p>
             <w:r>
               <w:rPr>
                 <w:rFonts w:ascii="Microsoft YaHei" w:hAnsi="Microsoft YaHei" w:eastAsia="Microsoft YaHei"/>
-                <w:b/>
+                <w:sz w:val="18"/>
               </w:rPr>
               <w:t>模式</w:t>
             </w:r>
@@ -1591,14 +1814,13 @@
         </w:tc>
         <w:tc>
           <w:tcPr>
-            <w:tcW w:type="dxa" w:w="3400"/>
-            <w:vAlign w:val="center"/>
+            <w:tcW w:type="dxa" w:w="2880"/>
           </w:tcPr>
           <w:p>
             <w:r>
               <w:rPr>
                 <w:rFonts w:ascii="Microsoft YaHei" w:hAnsi="Microsoft YaHei" w:eastAsia="Microsoft YaHei"/>
-                <w:b/>
+                <w:sz w:val="18"/>
               </w:rPr>
               <w:t>含义</w:t>
             </w:r>
@@ -1606,14 +1828,13 @@
         </w:tc>
         <w:tc>
           <w:tcPr>
-            <w:tcW w:type="dxa" w:w="3400"/>
-            <w:vAlign w:val="center"/>
+            <w:tcW w:type="dxa" w:w="2880"/>
           </w:tcPr>
           <w:p>
             <w:r>
               <w:rPr>
                 <w:rFonts w:ascii="Microsoft YaHei" w:hAnsi="Microsoft YaHei" w:eastAsia="Microsoft YaHei"/>
-                <w:b/>
+                <w:sz w:val="18"/>
               </w:rPr>
               <w:t>适合场景</w:t>
             </w:r>
@@ -1623,13 +1844,13 @@
       <w:tr>
         <w:tc>
           <w:tcPr>
-            <w:tcW w:type="dxa" w:w="3400"/>
-            <w:vAlign w:val="center"/>
+            <w:tcW w:type="dxa" w:w="2880"/>
           </w:tcPr>
           <w:p>
             <w:r>
               <w:rPr>
                 <w:rFonts w:ascii="Microsoft YaHei" w:hAnsi="Microsoft YaHei" w:eastAsia="Microsoft YaHei"/>
+                <w:sz w:val="18"/>
               </w:rPr>
               <w:t>合并导入</w:t>
             </w:r>
@@ -1637,13 +1858,13 @@
         </w:tc>
         <w:tc>
           <w:tcPr>
-            <w:tcW w:type="dxa" w:w="3400"/>
-            <w:vAlign w:val="center"/>
+            <w:tcW w:type="dxa" w:w="2880"/>
           </w:tcPr>
           <w:p>
             <w:r>
               <w:rPr>
                 <w:rFonts w:ascii="Microsoft YaHei" w:hAnsi="Microsoft YaHei" w:eastAsia="Microsoft YaHei"/>
+                <w:sz w:val="18"/>
               </w:rPr>
               <w:t>保留当前数据，将 JSON 内的题库追加进来</w:t>
             </w:r>
@@ -1651,13 +1872,13 @@
         </w:tc>
         <w:tc>
           <w:tcPr>
-            <w:tcW w:type="dxa" w:w="3400"/>
-            <w:vAlign w:val="center"/>
+            <w:tcW w:type="dxa" w:w="2880"/>
           </w:tcPr>
           <w:p>
             <w:r>
               <w:rPr>
                 <w:rFonts w:ascii="Microsoft YaHei" w:hAnsi="Microsoft YaHei" w:eastAsia="Microsoft YaHei"/>
+                <w:sz w:val="18"/>
               </w:rPr>
               <w:t>导入别人分享的题库、导入批量题库</w:t>
             </w:r>
@@ -1667,13 +1888,13 @@
       <w:tr>
         <w:tc>
           <w:tcPr>
-            <w:tcW w:type="dxa" w:w="3400"/>
-            <w:vAlign w:val="center"/>
+            <w:tcW w:type="dxa" w:w="2880"/>
           </w:tcPr>
           <w:p>
             <w:r>
               <w:rPr>
                 <w:rFonts w:ascii="Microsoft YaHei" w:hAnsi="Microsoft YaHei" w:eastAsia="Microsoft YaHei"/>
+                <w:sz w:val="18"/>
               </w:rPr>
               <w:t>覆盖恢复</w:t>
             </w:r>
@@ -1681,13 +1902,13 @@
         </w:tc>
         <w:tc>
           <w:tcPr>
-            <w:tcW w:type="dxa" w:w="3400"/>
-            <w:vAlign w:val="center"/>
+            <w:tcW w:type="dxa" w:w="2880"/>
           </w:tcPr>
           <w:p>
             <w:r>
               <w:rPr>
                 <w:rFonts w:ascii="Microsoft YaHei" w:hAnsi="Microsoft YaHei" w:eastAsia="Microsoft YaHei"/>
+                <w:sz w:val="18"/>
               </w:rPr>
               <w:t>用备份文件替换当前本地数据</w:t>
             </w:r>
@@ -1695,13 +1916,13 @@
         </w:tc>
         <w:tc>
           <w:tcPr>
-            <w:tcW w:type="dxa" w:w="3400"/>
-            <w:vAlign w:val="center"/>
+            <w:tcW w:type="dxa" w:w="2880"/>
           </w:tcPr>
           <w:p>
             <w:r>
               <w:rPr>
                 <w:rFonts w:ascii="Microsoft YaHei" w:hAnsi="Microsoft YaHei" w:eastAsia="Microsoft YaHei"/>
+                <w:sz w:val="18"/>
               </w:rPr>
               <w:t>换设备恢复、恢复完整备份</w:t>
             </w:r>
@@ -1709,58 +1930,66 @@
         </w:tc>
       </w:tr>
     </w:tbl>
-    <w:p/>
     <w:p>
       <w:r>
+        <w:rPr>
+          <w:rFonts w:ascii="Microsoft YaHei" w:hAnsi="Microsoft YaHei" w:eastAsia="Microsoft YaHei"/>
+          <w:sz w:val="21"/>
+        </w:rPr>
         <w:t>请注意：</w:t>
       </w:r>
     </w:p>
     <w:p>
       <w:pPr>
-        <w:ind w:left="283"/>
+        <w:pStyle w:val="IntenseQuote"/>
       </w:pPr>
       <w:r>
         <w:rPr>
-          <w:i/>
-          <w:color w:val="505050"/>
+          <w:rFonts w:ascii="Microsoft YaHei" w:hAnsi="Microsoft YaHei" w:eastAsia="Microsoft YaHei"/>
+          <w:sz w:val="21"/>
         </w:rPr>
         <w:t>覆盖恢复会替换当前本地数据。</w:t>
       </w:r>
     </w:p>
     <w:p>
       <w:pPr>
-        <w:ind w:left="283"/>
+        <w:pStyle w:val="IntenseQuote"/>
       </w:pPr>
       <w:r>
         <w:rPr>
-          <w:i/>
-          <w:color w:val="505050"/>
+          <w:rFonts w:ascii="Microsoft YaHei" w:hAnsi="Microsoft YaHei" w:eastAsia="Microsoft YaHei"/>
+          <w:sz w:val="21"/>
         </w:rPr>
         <w:t>执行覆盖恢复前，建议先导出一份当前全部数据备份。</w:t>
       </w:r>
     </w:p>
     <w:p>
-      <w:r>
-        <w:t>---</w:t>
-      </w:r>
-    </w:p>
-    <w:p>
-      <w:bookmarkStart w:id="4313" w:name="h0018"/>
       <w:pPr>
         <w:pStyle w:val="Heading2"/>
       </w:pPr>
       <w:r>
+        <w:rPr>
+          <w:rFonts w:ascii="Microsoft YaHei" w:hAnsi="Microsoft YaHei" w:eastAsia="Microsoft YaHei"/>
+          <w:sz w:val="21"/>
+        </w:rPr>
         <w:t>六、识别结果预览</w:t>
       </w:r>
-      <w:bookmarkEnd w:id="4313"/>
     </w:p>
     <w:p>
       <w:r>
+        <w:rPr>
+          <w:rFonts w:ascii="Microsoft YaHei" w:hAnsi="Microsoft YaHei" w:eastAsia="Microsoft YaHei"/>
+          <w:sz w:val="21"/>
+        </w:rPr>
         <w:t>自动识别题库后，请不要立刻确认导入，建议先查看识别结果预览。</w:t>
       </w:r>
     </w:p>
     <w:p>
       <w:r>
+        <w:rPr>
+          <w:rFonts w:ascii="Microsoft YaHei" w:hAnsi="Microsoft YaHei" w:eastAsia="Microsoft YaHei"/>
+          <w:sz w:val="21"/>
+        </w:rPr>
         <w:t>重点检查：</w:t>
       </w:r>
     </w:p>
@@ -1769,6 +1998,10 @@
         <w:pStyle w:val="ListBullet"/>
       </w:pPr>
       <w:r>
+        <w:rPr>
+          <w:rFonts w:ascii="Microsoft YaHei" w:hAnsi="Microsoft YaHei" w:eastAsia="Microsoft YaHei"/>
+          <w:sz w:val="21"/>
+        </w:rPr>
         <w:t>题型是否正确</w:t>
       </w:r>
     </w:p>
@@ -1777,6 +2010,10 @@
         <w:pStyle w:val="ListBullet"/>
       </w:pPr>
       <w:r>
+        <w:rPr>
+          <w:rFonts w:ascii="Microsoft YaHei" w:hAnsi="Microsoft YaHei" w:eastAsia="Microsoft YaHei"/>
+          <w:sz w:val="21"/>
+        </w:rPr>
         <w:t>答案是否正确</w:t>
       </w:r>
     </w:p>
@@ -1785,6 +2022,10 @@
         <w:pStyle w:val="ListBullet"/>
       </w:pPr>
       <w:r>
+        <w:rPr>
+          <w:rFonts w:ascii="Microsoft YaHei" w:hAnsi="Microsoft YaHei" w:eastAsia="Microsoft YaHei"/>
+          <w:sz w:val="21"/>
+        </w:rPr>
         <w:t>选项是否完整</w:t>
       </w:r>
     </w:p>
@@ -1793,6 +2034,10 @@
         <w:pStyle w:val="ListBullet"/>
       </w:pPr>
       <w:r>
+        <w:rPr>
+          <w:rFonts w:ascii="Microsoft YaHei" w:hAnsi="Microsoft YaHei" w:eastAsia="Microsoft YaHei"/>
+          <w:sz w:val="21"/>
+        </w:rPr>
         <w:t>是否有“待确认”或异常提示</w:t>
       </w:r>
     </w:p>
@@ -1801,6 +2046,10 @@
         <w:pStyle w:val="ListBullet"/>
       </w:pPr>
       <w:r>
+        <w:rPr>
+          <w:rFonts w:ascii="Microsoft YaHei" w:hAnsi="Microsoft YaHei" w:eastAsia="Microsoft YaHei"/>
+          <w:sz w:val="21"/>
+        </w:rPr>
         <w:t>题库名称是否正确</w:t>
       </w:r>
     </w:p>
@@ -1809,52 +2058,241 @@
         <w:pStyle w:val="ListBullet"/>
       </w:pPr>
       <w:r>
+        <w:rPr>
+          <w:rFonts w:ascii="Microsoft YaHei" w:hAnsi="Microsoft YaHei" w:eastAsia="Microsoft YaHei"/>
+          <w:sz w:val="21"/>
+        </w:rPr>
         <w:t>题目数量是否符合预期</w:t>
       </w:r>
     </w:p>
     <w:p>
       <w:r>
+        <w:rPr>
+          <w:rFonts w:ascii="Microsoft YaHei" w:hAnsi="Microsoft YaHei" w:eastAsia="Microsoft YaHei"/>
+          <w:sz w:val="21"/>
+        </w:rPr>
         <w:t>如果发现异常，可以先修改原始文本，再重新识别。</w:t>
       </w:r>
     </w:p>
     <w:p>
-      <w:r>
-        <w:t>---</w:t>
-      </w:r>
-    </w:p>
-    <w:p>
-      <w:bookmarkStart w:id="427690" w:name="h0019"/>
       <w:pPr>
         <w:pStyle w:val="Heading2"/>
       </w:pPr>
       <w:r>
-        <w:t>七、常见问题与处理建议</w:t>
+        <w:rPr>
+          <w:rFonts w:ascii="Microsoft YaHei" w:hAnsi="Microsoft YaHei" w:eastAsia="Microsoft YaHei"/>
+          <w:sz w:val="21"/>
+        </w:rPr>
+        <w:t>七、AI 辅助导入怎么用</w:t>
       </w:r>
-      <w:bookmarkEnd w:id="427690"/>
+    </w:p>
+    <w:p>
+      <w:r>
+        <w:rPr>
+          <w:rFonts w:ascii="Microsoft YaHei" w:hAnsi="Microsoft YaHei" w:eastAsia="Microsoft YaHei"/>
+          <w:sz w:val="21"/>
+        </w:rPr>
+        <w:t>AI 辅助适合处理“格式不统一、缺解析、需要批量核对”的题库，但它不应该替代标准解析。推荐顺序仍然是：</w:t>
+      </w:r>
+    </w:p>
+    <w:p>
+      <w:r>
+        <w:rPr>
+          <w:rFonts w:ascii="Consolas" w:hAnsi="Consolas" w:eastAsia="Microsoft YaHei"/>
+          <w:sz w:val="18"/>
+        </w:rPr>
+        <w:t>标准导入 → 预览核对 → 必要时 AI 辅助 → 人工确认 → 写入题库</w:t>
+      </w:r>
+    </w:p>
+    <w:p>
+      <w:pPr>
+        <w:pStyle w:val="Heading3"/>
+      </w:pPr>
+      <w:r>
+        <w:rPr>
+          <w:rFonts w:ascii="Microsoft YaHei" w:hAnsi="Microsoft YaHei" w:eastAsia="Microsoft YaHei"/>
+          <w:sz w:val="21"/>
+        </w:rPr>
+        <w:t>适合使用 AI 的情况</w:t>
+      </w:r>
+    </w:p>
+    <w:p>
+      <w:pPr>
+        <w:pStyle w:val="ListBullet"/>
+      </w:pPr>
+      <w:r>
+        <w:rPr>
+          <w:rFonts w:ascii="Microsoft YaHei" w:hAnsi="Microsoft YaHei" w:eastAsia="Microsoft YaHei"/>
+          <w:sz w:val="21"/>
+        </w:rPr>
+        <w:t>原文排版混乱，需要整理成统一题号、选项、答案和解析格式。</w:t>
+      </w:r>
+    </w:p>
+    <w:p>
+      <w:pPr>
+        <w:pStyle w:val="ListBullet"/>
+      </w:pPr>
+      <w:r>
+        <w:rPr>
+          <w:rFonts w:ascii="Microsoft YaHei" w:hAnsi="Microsoft YaHei" w:eastAsia="Microsoft YaHei"/>
+          <w:sz w:val="21"/>
+        </w:rPr>
+        <w:t>导入后有异常题，需要批量核对题型、答案或解析是否可疑。</w:t>
+      </w:r>
+    </w:p>
+    <w:p>
+      <w:pPr>
+        <w:pStyle w:val="ListBullet"/>
+      </w:pPr>
+      <w:r>
+        <w:rPr>
+          <w:rFonts w:ascii="Microsoft YaHei" w:hAnsi="Microsoft YaHei" w:eastAsia="Microsoft YaHei"/>
+          <w:sz w:val="21"/>
+        </w:rPr>
+        <w:t>题库缺少解析，或解析太短，需要批量补充学习说明。</w:t>
+      </w:r>
+    </w:p>
+    <w:p>
+      <w:pPr>
+        <w:pStyle w:val="ListBullet"/>
+      </w:pPr>
+      <w:r>
+        <w:rPr>
+          <w:rFonts w:ascii="Microsoft YaHei" w:hAnsi="Microsoft YaHei" w:eastAsia="Microsoft YaHei"/>
+          <w:sz w:val="21"/>
+        </w:rPr>
+        <w:t>只想处理当前筛选结果、指定题号范围或选中文本，而不是整份题库。</w:t>
+      </w:r>
+    </w:p>
+    <w:p>
+      <w:pPr>
+        <w:pStyle w:val="Heading3"/>
+      </w:pPr>
+      <w:r>
+        <w:rPr>
+          <w:rFonts w:ascii="Microsoft YaHei" w:hAnsi="Microsoft YaHei" w:eastAsia="Microsoft YaHei"/>
+          <w:sz w:val="21"/>
+        </w:rPr>
+        <w:t>不建议使用 AI 的情况</w:t>
+      </w:r>
+    </w:p>
+    <w:p>
+      <w:pPr>
+        <w:pStyle w:val="ListBullet"/>
+      </w:pPr>
+      <w:r>
+        <w:rPr>
+          <w:rFonts w:ascii="Microsoft YaHei" w:hAnsi="Microsoft YaHei" w:eastAsia="Microsoft YaHei"/>
+          <w:sz w:val="21"/>
+        </w:rPr>
+        <w:t>题库本身已经是标准格式，题号、选项、答案和解析都清楚。</w:t>
+      </w:r>
+    </w:p>
+    <w:p>
+      <w:pPr>
+        <w:pStyle w:val="ListBullet"/>
+      </w:pPr>
+      <w:r>
+        <w:rPr>
+          <w:rFonts w:ascii="Microsoft YaHei" w:hAnsi="Microsoft YaHei" w:eastAsia="Microsoft YaHei"/>
+          <w:sz w:val="21"/>
+        </w:rPr>
+        <w:t>答案没有可靠来源，只希望 AI “猜一个答案”。</w:t>
+      </w:r>
+    </w:p>
+    <w:p>
+      <w:pPr>
+        <w:pStyle w:val="ListBullet"/>
+      </w:pPr>
+      <w:r>
+        <w:rPr>
+          <w:rFonts w:ascii="Microsoft YaHei" w:hAnsi="Microsoft YaHei" w:eastAsia="Microsoft YaHei"/>
+          <w:sz w:val="21"/>
+        </w:rPr>
+        <w:t>题库有保密要求，且你准备使用外部在线 AI 服务。</w:t>
+      </w:r>
+    </w:p>
+    <w:p>
+      <w:pPr>
+        <w:pStyle w:val="Heading3"/>
+      </w:pPr>
+      <w:r>
+        <w:rPr>
+          <w:rFonts w:ascii="Microsoft YaHei" w:hAnsi="Microsoft YaHei" w:eastAsia="Microsoft YaHei"/>
+          <w:sz w:val="21"/>
+        </w:rPr>
+        <w:t>使用提醒</w:t>
+      </w:r>
+    </w:p>
+    <w:p>
+      <w:pPr>
+        <w:pStyle w:val="ListBullet"/>
+      </w:pPr>
+      <w:r>
+        <w:rPr>
+          <w:rFonts w:ascii="Microsoft YaHei" w:hAnsi="Microsoft YaHei" w:eastAsia="Microsoft YaHei"/>
+          <w:sz w:val="21"/>
+        </w:rPr>
+        <w:t>Web 版可用于 AI 整理、AI 核对、AI 补解析，适合桌面端批量清洗。</w:t>
+      </w:r>
+    </w:p>
+    <w:p>
+      <w:pPr>
+        <w:pStyle w:val="ListBullet"/>
+      </w:pPr>
+      <w:r>
+        <w:rPr>
+          <w:rFonts w:ascii="Microsoft YaHei" w:hAnsi="Microsoft YaHei" w:eastAsia="Microsoft YaHei"/>
+          <w:sz w:val="21"/>
+        </w:rPr>
+        <w:t>原生版导入预览可按异常题、缺解析题、题号范围或当前筛选结果批量处理。</w:t>
+      </w:r>
+    </w:p>
+    <w:p>
+      <w:pPr>
+        <w:pStyle w:val="ListBullet"/>
+      </w:pPr>
+      <w:r>
+        <w:rPr>
+          <w:rFonts w:ascii="Microsoft YaHei" w:hAnsi="Microsoft YaHei" w:eastAsia="Microsoft YaHei"/>
+          <w:sz w:val="21"/>
+        </w:rPr>
+        <w:t>AI 结果必须人工确认；无法确认的答案应标记为“待确认”，不要让 AI 编造。</w:t>
+      </w:r>
+    </w:p>
+    <w:p>
+      <w:pPr>
+        <w:pStyle w:val="Heading2"/>
+      </w:pPr>
+      <w:r>
+        <w:rPr>
+          <w:rFonts w:ascii="Microsoft YaHei" w:hAnsi="Microsoft YaHei" w:eastAsia="Microsoft YaHei"/>
+          <w:sz w:val="21"/>
+        </w:rPr>
+        <w:t>八、常见问题与处理建议</w:t>
+      </w:r>
     </w:p>
     <w:tbl>
       <w:tblPr>
         <w:tblStyle w:val="TableGrid"/>
         <w:tblW w:type="auto" w:w="0"/>
-        <w:jc w:val="center"/>
         <w:tblLook w:firstColumn="1" w:firstRow="1" w:lastColumn="0" w:lastRow="0" w:noHBand="0" w:noVBand="1" w:val="04A0"/>
       </w:tblPr>
       <w:tblGrid>
-        <w:gridCol w:w="3400"/>
-        <w:gridCol w:w="3400"/>
-        <w:gridCol w:w="3400"/>
+        <w:gridCol w:w="2880"/>
+        <w:gridCol w:w="2880"/>
+        <w:gridCol w:w="2880"/>
       </w:tblGrid>
       <w:tr>
         <w:tc>
           <w:tcPr>
-            <w:tcW w:type="dxa" w:w="3400"/>
-            <w:vAlign w:val="center"/>
+            <w:tcW w:type="dxa" w:w="2880"/>
           </w:tcPr>
           <w:p>
             <w:r>
               <w:rPr>
                 <w:rFonts w:ascii="Microsoft YaHei" w:hAnsi="Microsoft YaHei" w:eastAsia="Microsoft YaHei"/>
-                <w:b/>
+                <w:sz w:val="18"/>
               </w:rPr>
               <w:t>问题</w:t>
             </w:r>
@@ -1862,14 +2300,13 @@
         </w:tc>
         <w:tc>
           <w:tcPr>
-            <w:tcW w:type="dxa" w:w="3400"/>
-            <w:vAlign w:val="center"/>
+            <w:tcW w:type="dxa" w:w="2880"/>
           </w:tcPr>
           <w:p>
             <w:r>
               <w:rPr>
                 <w:rFonts w:ascii="Microsoft YaHei" w:hAnsi="Microsoft YaHei" w:eastAsia="Microsoft YaHei"/>
-                <w:b/>
+                <w:sz w:val="18"/>
               </w:rPr>
               <w:t>可能原因</w:t>
             </w:r>
@@ -1877,14 +2314,13 @@
         </w:tc>
         <w:tc>
           <w:tcPr>
-            <w:tcW w:type="dxa" w:w="3400"/>
-            <w:vAlign w:val="center"/>
+            <w:tcW w:type="dxa" w:w="2880"/>
           </w:tcPr>
           <w:p>
             <w:r>
               <w:rPr>
                 <w:rFonts w:ascii="Microsoft YaHei" w:hAnsi="Microsoft YaHei" w:eastAsia="Microsoft YaHei"/>
-                <w:b/>
+                <w:sz w:val="18"/>
               </w:rPr>
               <w:t>处理建议</w:t>
             </w:r>
@@ -1894,13 +2330,13 @@
       <w:tr>
         <w:tc>
           <w:tcPr>
-            <w:tcW w:type="dxa" w:w="3400"/>
-            <w:vAlign w:val="center"/>
+            <w:tcW w:type="dxa" w:w="2880"/>
           </w:tcPr>
           <w:p>
             <w:r>
               <w:rPr>
                 <w:rFonts w:ascii="Microsoft YaHei" w:hAnsi="Microsoft YaHei" w:eastAsia="Microsoft YaHei"/>
+                <w:sz w:val="18"/>
               </w:rPr>
               <w:t>识别出的题目数量太少</w:t>
             </w:r>
@@ -1908,13 +2344,13 @@
         </w:tc>
         <w:tc>
           <w:tcPr>
-            <w:tcW w:type="dxa" w:w="3400"/>
-            <w:vAlign w:val="center"/>
+            <w:tcW w:type="dxa" w:w="2880"/>
           </w:tcPr>
           <w:p>
             <w:r>
               <w:rPr>
                 <w:rFonts w:ascii="Microsoft YaHei" w:hAnsi="Microsoft YaHei" w:eastAsia="Microsoft YaHei"/>
+                <w:sz w:val="18"/>
               </w:rPr>
               <w:t>文件格式复杂、题号不清晰、排版混乱</w:t>
             </w:r>
@@ -1922,13 +2358,13 @@
         </w:tc>
         <w:tc>
           <w:tcPr>
-            <w:tcW w:type="dxa" w:w="3400"/>
-            <w:vAlign w:val="center"/>
+            <w:tcW w:type="dxa" w:w="2880"/>
           </w:tcPr>
           <w:p>
             <w:r>
               <w:rPr>
                 <w:rFonts w:ascii="Microsoft YaHei" w:hAnsi="Microsoft YaHei" w:eastAsia="Microsoft YaHei"/>
+                <w:sz w:val="18"/>
               </w:rPr>
               <w:t>尝试复制纯文本导入，或先整理题库格式</w:t>
             </w:r>
@@ -1938,13 +2374,13 @@
       <w:tr>
         <w:tc>
           <w:tcPr>
-            <w:tcW w:type="dxa" w:w="3400"/>
-            <w:vAlign w:val="center"/>
+            <w:tcW w:type="dxa" w:w="2880"/>
           </w:tcPr>
           <w:p>
             <w:r>
               <w:rPr>
                 <w:rFonts w:ascii="Microsoft YaHei" w:hAnsi="Microsoft YaHei" w:eastAsia="Microsoft YaHei"/>
+                <w:sz w:val="18"/>
               </w:rPr>
               <w:t>答案没有识别出来</w:t>
             </w:r>
@@ -1952,13 +2388,13 @@
         </w:tc>
         <w:tc>
           <w:tcPr>
-            <w:tcW w:type="dxa" w:w="3400"/>
-            <w:vAlign w:val="center"/>
+            <w:tcW w:type="dxa" w:w="2880"/>
           </w:tcPr>
           <w:p>
             <w:r>
               <w:rPr>
                 <w:rFonts w:ascii="Microsoft YaHei" w:hAnsi="Microsoft YaHei" w:eastAsia="Microsoft YaHei"/>
+                <w:sz w:val="18"/>
               </w:rPr>
               <w:t>答案格式不统一，或答案与题目距离太远</w:t>
             </w:r>
@@ -1966,13 +2402,13 @@
         </w:tc>
         <w:tc>
           <w:tcPr>
-            <w:tcW w:type="dxa" w:w="3400"/>
-            <w:vAlign w:val="center"/>
+            <w:tcW w:type="dxa" w:w="2880"/>
           </w:tcPr>
           <w:p>
             <w:r>
               <w:rPr>
                 <w:rFonts w:ascii="Microsoft YaHei" w:hAnsi="Microsoft YaHei" w:eastAsia="Microsoft YaHei"/>
+                <w:sz w:val="18"/>
               </w:rPr>
               <w:t>尽量统一为“答案：A”“参考答案：ABC”等格式</w:t>
             </w:r>
@@ -1982,13 +2418,13 @@
       <w:tr>
         <w:tc>
           <w:tcPr>
-            <w:tcW w:type="dxa" w:w="3400"/>
-            <w:vAlign w:val="center"/>
+            <w:tcW w:type="dxa" w:w="2880"/>
           </w:tcPr>
           <w:p>
             <w:r>
               <w:rPr>
                 <w:rFonts w:ascii="Microsoft YaHei" w:hAnsi="Microsoft YaHei" w:eastAsia="Microsoft YaHei"/>
+                <w:sz w:val="18"/>
               </w:rPr>
               <w:t>单选题被识别成判断题</w:t>
             </w:r>
@@ -1996,13 +2432,13 @@
         </w:tc>
         <w:tc>
           <w:tcPr>
-            <w:tcW w:type="dxa" w:w="3400"/>
-            <w:vAlign w:val="center"/>
+            <w:tcW w:type="dxa" w:w="2880"/>
           </w:tcPr>
           <w:p>
             <w:r>
               <w:rPr>
                 <w:rFonts w:ascii="Microsoft YaHei" w:hAnsi="Microsoft YaHei" w:eastAsia="Microsoft YaHei"/>
+                <w:sz w:val="18"/>
               </w:rPr>
               <w:t>选项缺失，或 A/B/C/D 格式不完整</w:t>
             </w:r>
@@ -2010,13 +2446,13 @@
         </w:tc>
         <w:tc>
           <w:tcPr>
-            <w:tcW w:type="dxa" w:w="3400"/>
-            <w:vAlign w:val="center"/>
+            <w:tcW w:type="dxa" w:w="2880"/>
           </w:tcPr>
           <w:p>
             <w:r>
               <w:rPr>
                 <w:rFonts w:ascii="Microsoft YaHei" w:hAnsi="Microsoft YaHei" w:eastAsia="Microsoft YaHei"/>
+                <w:sz w:val="18"/>
               </w:rPr>
               <w:t>检查选项是否完整，题干和选项是否分行清楚</w:t>
             </w:r>
@@ -2026,13 +2462,13 @@
       <w:tr>
         <w:tc>
           <w:tcPr>
-            <w:tcW w:type="dxa" w:w="3400"/>
-            <w:vAlign w:val="center"/>
+            <w:tcW w:type="dxa" w:w="2880"/>
           </w:tcPr>
           <w:p>
             <w:r>
               <w:rPr>
                 <w:rFonts w:ascii="Microsoft YaHei" w:hAnsi="Microsoft YaHei" w:eastAsia="Microsoft YaHei"/>
+                <w:sz w:val="18"/>
               </w:rPr>
               <w:t>多选题答案错误</w:t>
             </w:r>
@@ -2040,13 +2476,13 @@
         </w:tc>
         <w:tc>
           <w:tcPr>
-            <w:tcW w:type="dxa" w:w="3400"/>
-            <w:vAlign w:val="center"/>
+            <w:tcW w:type="dxa" w:w="2880"/>
           </w:tcPr>
           <w:p>
             <w:r>
               <w:rPr>
                 <w:rFonts w:ascii="Microsoft YaHei" w:hAnsi="Microsoft YaHei" w:eastAsia="Microsoft YaHei"/>
+                <w:sz w:val="18"/>
               </w:rPr>
               <w:t>多选答案顺序或格式不统一</w:t>
             </w:r>
@@ -2054,13 +2490,13 @@
         </w:tc>
         <w:tc>
           <w:tcPr>
-            <w:tcW w:type="dxa" w:w="3400"/>
-            <w:vAlign w:val="center"/>
+            <w:tcW w:type="dxa" w:w="2880"/>
           </w:tcPr>
           <w:p>
             <w:r>
               <w:rPr>
                 <w:rFonts w:ascii="Microsoft YaHei" w:hAnsi="Microsoft YaHei" w:eastAsia="Microsoft YaHei"/>
+                <w:sz w:val="18"/>
               </w:rPr>
               <w:t>建议写成“答案：ABC”或“答案：A、B、C”</w:t>
             </w:r>
@@ -2070,13 +2506,13 @@
       <w:tr>
         <w:tc>
           <w:tcPr>
-            <w:tcW w:type="dxa" w:w="3400"/>
-            <w:vAlign w:val="center"/>
+            <w:tcW w:type="dxa" w:w="2880"/>
           </w:tcPr>
           <w:p>
             <w:r>
               <w:rPr>
                 <w:rFonts w:ascii="Microsoft YaHei" w:hAnsi="Microsoft YaHei" w:eastAsia="Microsoft YaHei"/>
+                <w:sz w:val="18"/>
               </w:rPr>
               <w:t>简答/填空答案被拆散</w:t>
             </w:r>
@@ -2084,13 +2520,13 @@
         </w:tc>
         <w:tc>
           <w:tcPr>
-            <w:tcW w:type="dxa" w:w="3400"/>
-            <w:vAlign w:val="center"/>
+            <w:tcW w:type="dxa" w:w="2880"/>
           </w:tcPr>
           <w:p>
             <w:r>
               <w:rPr>
                 <w:rFonts w:ascii="Microsoft YaHei" w:hAnsi="Microsoft YaHei" w:eastAsia="Microsoft YaHei"/>
+                <w:sz w:val="18"/>
               </w:rPr>
               <w:t>把文本答案误按选择题答案清洗</w:t>
             </w:r>
@@ -2098,13 +2534,13 @@
         </w:tc>
         <w:tc>
           <w:tcPr>
-            <w:tcW w:type="dxa" w:w="3400"/>
-            <w:vAlign w:val="center"/>
+            <w:tcW w:type="dxa" w:w="2880"/>
           </w:tcPr>
           <w:p>
             <w:r>
               <w:rPr>
                 <w:rFonts w:ascii="Microsoft YaHei" w:hAnsi="Microsoft YaHei" w:eastAsia="Microsoft YaHei"/>
+                <w:sz w:val="18"/>
               </w:rPr>
               <w:t>主观题答案应保留原文，例如“检查设备、核对参数、进行安全交底。”不要拆成 A/B/C/D 或多条客观答案</w:t>
             </w:r>
@@ -2114,13 +2550,13 @@
       <w:tr>
         <w:tc>
           <w:tcPr>
-            <w:tcW w:type="dxa" w:w="3400"/>
-            <w:vAlign w:val="center"/>
+            <w:tcW w:type="dxa" w:w="2880"/>
           </w:tcPr>
           <w:p>
             <w:r>
               <w:rPr>
                 <w:rFonts w:ascii="Microsoft YaHei" w:hAnsi="Microsoft YaHei" w:eastAsia="Microsoft YaHei"/>
+                <w:sz w:val="18"/>
               </w:rPr>
               <w:t>PDF 识别不稳定</w:t>
             </w:r>
@@ -2128,13 +2564,13 @@
         </w:tc>
         <w:tc>
           <w:tcPr>
-            <w:tcW w:type="dxa" w:w="3400"/>
-            <w:vAlign w:val="center"/>
+            <w:tcW w:type="dxa" w:w="2880"/>
           </w:tcPr>
           <w:p>
             <w:r>
               <w:rPr>
                 <w:rFonts w:ascii="Microsoft YaHei" w:hAnsi="Microsoft YaHei" w:eastAsia="Microsoft YaHei"/>
+                <w:sz w:val="18"/>
               </w:rPr>
               <w:t>PDF 是扫描图，或排版过于复杂</w:t>
             </w:r>
@@ -2142,13 +2578,13 @@
         </w:tc>
         <w:tc>
           <w:tcPr>
-            <w:tcW w:type="dxa" w:w="3400"/>
-            <w:vAlign w:val="center"/>
+            <w:tcW w:type="dxa" w:w="2880"/>
           </w:tcPr>
           <w:p>
             <w:r>
               <w:rPr>
                 <w:rFonts w:ascii="Microsoft YaHei" w:hAnsi="Microsoft YaHei" w:eastAsia="Microsoft YaHei"/>
+                <w:sz w:val="18"/>
               </w:rPr>
               <w:t>优先转成 Word / TXT，或复制可选中文本后导入</w:t>
             </w:r>
@@ -2158,13 +2594,13 @@
       <w:tr>
         <w:tc>
           <w:tcPr>
-            <w:tcW w:type="dxa" w:w="3400"/>
-            <w:vAlign w:val="center"/>
+            <w:tcW w:type="dxa" w:w="2880"/>
           </w:tcPr>
           <w:p>
             <w:r>
               <w:rPr>
                 <w:rFonts w:ascii="Microsoft YaHei" w:hAnsi="Microsoft YaHei" w:eastAsia="Microsoft YaHei"/>
+                <w:sz w:val="18"/>
               </w:rPr>
               <w:t>JSON/ZIP 导入失败</w:t>
             </w:r>
@@ -2172,13 +2608,13 @@
         </w:tc>
         <w:tc>
           <w:tcPr>
-            <w:tcW w:type="dxa" w:w="3400"/>
-            <w:vAlign w:val="center"/>
+            <w:tcW w:type="dxa" w:w="2880"/>
           </w:tcPr>
           <w:p>
             <w:r>
               <w:rPr>
                 <w:rFonts w:ascii="Microsoft YaHei" w:hAnsi="Microsoft YaHei" w:eastAsia="Microsoft YaHei"/>
+                <w:sz w:val="18"/>
               </w:rPr>
               <w:t>把 Shiroha Quiz 备份 JSON/ZIP 放进了普通题库导入区</w:t>
             </w:r>
@@ -2186,13 +2622,13 @@
         </w:tc>
         <w:tc>
           <w:tcPr>
-            <w:tcW w:type="dxa" w:w="3400"/>
-            <w:vAlign w:val="center"/>
+            <w:tcW w:type="dxa" w:w="2880"/>
           </w:tcPr>
           <w:p>
             <w:r>
               <w:rPr>
                 <w:rFonts w:ascii="Microsoft YaHei" w:hAnsi="Microsoft YaHei" w:eastAsia="Microsoft YaHei"/>
+                <w:sz w:val="18"/>
               </w:rPr>
               <w:t>到“设置/导出 → 导入配置 / 备份 JSON/ZIP”中导入</w:t>
             </w:r>
@@ -2202,13 +2638,13 @@
       <w:tr>
         <w:tc>
           <w:tcPr>
-            <w:tcW w:type="dxa" w:w="3400"/>
-            <w:vAlign w:val="center"/>
+            <w:tcW w:type="dxa" w:w="2880"/>
           </w:tcPr>
           <w:p>
             <w:r>
               <w:rPr>
                 <w:rFonts w:ascii="Microsoft YaHei" w:hAnsi="Microsoft YaHei" w:eastAsia="Microsoft YaHei"/>
+                <w:sz w:val="18"/>
               </w:rPr>
               <w:t>手机端导出没反应</w:t>
             </w:r>
@@ -2216,13 +2652,13 @@
         </w:tc>
         <w:tc>
           <w:tcPr>
-            <w:tcW w:type="dxa" w:w="3400"/>
-            <w:vAlign w:val="center"/>
+            <w:tcW w:type="dxa" w:w="2880"/>
           </w:tcPr>
           <w:p>
             <w:r>
               <w:rPr>
                 <w:rFonts w:ascii="Microsoft YaHei" w:hAnsi="Microsoft YaHei" w:eastAsia="Microsoft YaHei"/>
+                <w:sz w:val="18"/>
               </w:rPr>
               <w:t>移动端浏览器或系统文件保存能力可能受限</w:t>
             </w:r>
@@ -2230,13 +2666,13 @@
         </w:tc>
         <w:tc>
           <w:tcPr>
-            <w:tcW w:type="dxa" w:w="3400"/>
-            <w:vAlign w:val="center"/>
+            <w:tcW w:type="dxa" w:w="2880"/>
           </w:tcPr>
           <w:p>
             <w:r>
               <w:rPr>
                 <w:rFonts w:ascii="Microsoft YaHei" w:hAnsi="Microsoft YaHei" w:eastAsia="Microsoft YaHei"/>
+                <w:sz w:val="18"/>
               </w:rPr>
               <w:t>使用“复制备份文本”或 ZIP/JSON 文件备份作为兜底方式</w:t>
             </w:r>
@@ -2246,13 +2682,13 @@
       <w:tr>
         <w:tc>
           <w:tcPr>
-            <w:tcW w:type="dxa" w:w="3400"/>
-            <w:vAlign w:val="center"/>
+            <w:tcW w:type="dxa" w:w="2880"/>
           </w:tcPr>
           <w:p>
             <w:r>
               <w:rPr>
                 <w:rFonts w:ascii="Microsoft YaHei" w:hAnsi="Microsoft YaHei" w:eastAsia="Microsoft YaHei"/>
+                <w:sz w:val="18"/>
               </w:rPr>
               <w:t>原题库非常杂乱</w:t>
             </w:r>
@@ -2260,13 +2696,13 @@
         </w:tc>
         <w:tc>
           <w:tcPr>
-            <w:tcW w:type="dxa" w:w="3400"/>
-            <w:vAlign w:val="center"/>
+            <w:tcW w:type="dxa" w:w="2880"/>
           </w:tcPr>
           <w:p>
             <w:r>
               <w:rPr>
                 <w:rFonts w:ascii="Microsoft YaHei" w:hAnsi="Microsoft YaHei" w:eastAsia="Microsoft YaHei"/>
+                <w:sz w:val="18"/>
               </w:rPr>
               <w:t>题号、答案、题型、选项格式长期不统一</w:t>
             </w:r>
@@ -2274,13 +2710,13 @@
         </w:tc>
         <w:tc>
           <w:tcPr>
-            <w:tcW w:type="dxa" w:w="3400"/>
-            <w:vAlign w:val="center"/>
+            <w:tcW w:type="dxa" w:w="2880"/>
           </w:tcPr>
           <w:p>
             <w:r>
               <w:rPr>
                 <w:rFonts w:ascii="Microsoft YaHei" w:hAnsi="Microsoft YaHei" w:eastAsia="Microsoft YaHei"/>
+                <w:sz w:val="18"/>
               </w:rPr>
               <w:t>可以先做格式清洗再导入；国内用户可优先使用 DeepSeek、GLM / 智谱清言，能稳定使用海外模型时也推荐 ChatGPT、Claude。隐私风险主要来自“上传到外部 AI 工具清洗”，不是 Shiroha Quiz 本地导入本身。清洗时只统一格式，不改题意、不编答案，无法确认的答案标为“待确认”</w:t>
             </w:r>
@@ -2288,42 +2724,45 @@
         </w:tc>
       </w:tr>
     </w:tbl>
-    <w:p/>
     <w:p>
-      <w:r>
-        <w:t>---</w:t>
-      </w:r>
-    </w:p>
-    <w:p>
-      <w:bookmarkStart w:id="672551" w:name="h0020"/>
       <w:pPr>
         <w:pStyle w:val="Heading2"/>
       </w:pPr>
       <w:r>
-        <w:t>八、推荐的题库整理格式</w:t>
+        <w:rPr>
+          <w:rFonts w:ascii="Microsoft YaHei" w:hAnsi="Microsoft YaHei" w:eastAsia="Microsoft YaHei"/>
+          <w:sz w:val="21"/>
+        </w:rPr>
+        <w:t>九、推荐的题库整理格式</w:t>
       </w:r>
-      <w:bookmarkEnd w:id="672551"/>
     </w:p>
     <w:p>
       <w:r>
+        <w:rPr>
+          <w:rFonts w:ascii="Microsoft YaHei" w:hAnsi="Microsoft YaHei" w:eastAsia="Microsoft YaHei"/>
+          <w:sz w:val="21"/>
+        </w:rPr>
         <w:t>为了提高识别准确率，建议尽量整理成下面的结构。</w:t>
       </w:r>
     </w:p>
     <w:p>
-      <w:bookmarkStart w:id="737797" w:name="h0021"/>
       <w:pPr>
         <w:pStyle w:val="Heading3"/>
       </w:pPr>
       <w:r>
+        <w:rPr>
+          <w:rFonts w:ascii="Microsoft YaHei" w:hAnsi="Microsoft YaHei" w:eastAsia="Microsoft YaHei"/>
+          <w:sz w:val="21"/>
+        </w:rPr>
         <w:t>单选题</w:t>
       </w:r>
-      <w:bookmarkEnd w:id="737797"/>
     </w:p>
     <w:p>
-      <w:pPr>
-        <w:pStyle w:val="CodeBlock"/>
-      </w:pPr>
       <w:r>
+        <w:rPr>
+          <w:rFonts w:ascii="Consolas" w:hAnsi="Consolas" w:eastAsia="Microsoft YaHei"/>
+          <w:sz w:val="18"/>
+        </w:rPr>
         <w:t>1. 下列说法正确的是？</w:t>
         <w:br/>
         <w:t>A. 选项一</w:t>
@@ -2338,20 +2777,23 @@
       </w:r>
     </w:p>
     <w:p>
-      <w:bookmarkStart w:id="810682" w:name="h0022"/>
       <w:pPr>
         <w:pStyle w:val="Heading3"/>
       </w:pPr>
       <w:r>
+        <w:rPr>
+          <w:rFonts w:ascii="Microsoft YaHei" w:hAnsi="Microsoft YaHei" w:eastAsia="Microsoft YaHei"/>
+          <w:sz w:val="21"/>
+        </w:rPr>
         <w:t>多选题</w:t>
       </w:r>
-      <w:bookmarkEnd w:id="810682"/>
     </w:p>
     <w:p>
-      <w:pPr>
-        <w:pStyle w:val="CodeBlock"/>
-      </w:pPr>
       <w:r>
+        <w:rPr>
+          <w:rFonts w:ascii="Consolas" w:hAnsi="Consolas" w:eastAsia="Microsoft YaHei"/>
+          <w:sz w:val="18"/>
+        </w:rPr>
         <w:t>2. 以下哪些属于常见题型？</w:t>
         <w:br/>
         <w:t>A. 单选题</w:t>
@@ -2366,20 +2808,23 @@
       </w:r>
     </w:p>
     <w:p>
-      <w:bookmarkStart w:id="819827" w:name="h0023"/>
       <w:pPr>
         <w:pStyle w:val="Heading3"/>
       </w:pPr>
       <w:r>
+        <w:rPr>
+          <w:rFonts w:ascii="Microsoft YaHei" w:hAnsi="Microsoft YaHei" w:eastAsia="Microsoft YaHei"/>
+          <w:sz w:val="21"/>
+        </w:rPr>
         <w:t>判断题</w:t>
       </w:r>
-      <w:bookmarkEnd w:id="819827"/>
     </w:p>
     <w:p>
-      <w:pPr>
-        <w:pStyle w:val="CodeBlock"/>
-      </w:pPr>
       <w:r>
+        <w:rPr>
+          <w:rFonts w:ascii="Consolas" w:hAnsi="Consolas" w:eastAsia="Microsoft YaHei"/>
+          <w:sz w:val="18"/>
+        </w:rPr>
         <w:t>3. Shiroha Quiz 支持题库导入。</w:t>
         <w:br/>
         <w:t>答案：正确</w:t>
@@ -2387,76 +2832,88 @@
     </w:p>
     <w:p>
       <w:r>
+        <w:rPr>
+          <w:rFonts w:ascii="Microsoft YaHei" w:hAnsi="Microsoft YaHei" w:eastAsia="Microsoft YaHei"/>
+          <w:sz w:val="21"/>
+        </w:rPr>
         <w:t>也可以写成：</w:t>
       </w:r>
     </w:p>
     <w:p>
-      <w:pPr>
-        <w:pStyle w:val="CodeBlock"/>
-      </w:pPr>
       <w:r>
+        <w:rPr>
+          <w:rFonts w:ascii="Consolas" w:hAnsi="Consolas" w:eastAsia="Microsoft YaHei"/>
+          <w:sz w:val="18"/>
+        </w:rPr>
         <w:t>3. Shiroha Quiz 支持题库导入。</w:t>
         <w:br/>
         <w:t>答案：对</w:t>
       </w:r>
     </w:p>
     <w:p>
-      <w:bookmarkStart w:id="109239" w:name="h0024"/>
       <w:pPr>
         <w:pStyle w:val="Heading3"/>
       </w:pPr>
       <w:r>
+        <w:rPr>
+          <w:rFonts w:ascii="Microsoft YaHei" w:hAnsi="Microsoft YaHei" w:eastAsia="Microsoft YaHei"/>
+          <w:sz w:val="21"/>
+        </w:rPr>
         <w:t>填空题</w:t>
       </w:r>
-      <w:bookmarkEnd w:id="109239"/>
     </w:p>
     <w:p>
-      <w:pPr>
-        <w:pStyle w:val="CodeBlock"/>
-      </w:pPr>
       <w:r>
+        <w:rPr>
+          <w:rFonts w:ascii="Consolas" w:hAnsi="Consolas" w:eastAsia="Microsoft YaHei"/>
+          <w:sz w:val="18"/>
+        </w:rPr>
         <w:t>4. Shiroha Quiz 的题库数据主要保存在____中。</w:t>
         <w:br/>
         <w:t>答案：本地存储</w:t>
       </w:r>
     </w:p>
     <w:p>
-      <w:bookmarkStart w:id="576482" w:name="h0025"/>
       <w:pPr>
         <w:pStyle w:val="Heading3"/>
       </w:pPr>
       <w:r>
+        <w:rPr>
+          <w:rFonts w:ascii="Microsoft YaHei" w:hAnsi="Microsoft YaHei" w:eastAsia="Microsoft YaHei"/>
+          <w:sz w:val="21"/>
+        </w:rPr>
         <w:t>简答题</w:t>
       </w:r>
-      <w:bookmarkEnd w:id="576482"/>
     </w:p>
     <w:p>
-      <w:pPr>
-        <w:pStyle w:val="CodeBlock"/>
-      </w:pPr>
       <w:r>
+        <w:rPr>
+          <w:rFonts w:ascii="Consolas" w:hAnsi="Consolas" w:eastAsia="Microsoft YaHei"/>
+          <w:sz w:val="18"/>
+        </w:rPr>
         <w:t>5. 请简述导入题库前为什么要查看识别结果预览。</w:t>
         <w:br/>
         <w:t>参考答案：因为自动识别可能存在题型、答案或选项识别错误，导入前预览可以减少错误题目进入题库。</w:t>
       </w:r>
     </w:p>
     <w:p>
-      <w:r>
-        <w:t>---</w:t>
-      </w:r>
-    </w:p>
-    <w:p>
-      <w:bookmarkStart w:id="100580" w:name="h0026"/>
       <w:pPr>
         <w:pStyle w:val="Heading2"/>
       </w:pPr>
       <w:r>
-        <w:t>九、移动端使用建议</w:t>
+        <w:rPr>
+          <w:rFonts w:ascii="Microsoft YaHei" w:hAnsi="Microsoft YaHei" w:eastAsia="Microsoft YaHei"/>
+          <w:sz w:val="21"/>
+        </w:rPr>
+        <w:t>十、移动端使用建议</w:t>
       </w:r>
-      <w:bookmarkEnd w:id="100580"/>
     </w:p>
     <w:p>
       <w:r>
+        <w:rPr>
+          <w:rFonts w:ascii="Microsoft YaHei" w:hAnsi="Microsoft YaHei" w:eastAsia="Microsoft YaHei"/>
+          <w:sz w:val="21"/>
+        </w:rPr>
         <w:t>手机端适合：</w:t>
       </w:r>
     </w:p>
@@ -2465,6 +2922,10 @@
         <w:pStyle w:val="ListBullet"/>
       </w:pPr>
       <w:r>
+        <w:rPr>
+          <w:rFonts w:ascii="Microsoft YaHei" w:hAnsi="Microsoft YaHei" w:eastAsia="Microsoft YaHei"/>
+          <w:sz w:val="21"/>
+        </w:rPr>
         <w:t>日常刷题</w:t>
       </w:r>
     </w:p>
@@ -2473,6 +2934,10 @@
         <w:pStyle w:val="ListBullet"/>
       </w:pPr>
       <w:r>
+        <w:rPr>
+          <w:rFonts w:ascii="Microsoft YaHei" w:hAnsi="Microsoft YaHei" w:eastAsia="Microsoft YaHei"/>
+          <w:sz w:val="21"/>
+        </w:rPr>
         <w:t>错题复习</w:t>
       </w:r>
     </w:p>
@@ -2481,6 +2946,10 @@
         <w:pStyle w:val="ListBullet"/>
       </w:pPr>
       <w:r>
+        <w:rPr>
+          <w:rFonts w:ascii="Microsoft YaHei" w:hAnsi="Microsoft YaHei" w:eastAsia="Microsoft YaHei"/>
+          <w:sz w:val="21"/>
+        </w:rPr>
         <w:t>查看题库</w:t>
       </w:r>
     </w:p>
@@ -2489,6 +2958,10 @@
         <w:pStyle w:val="ListBullet"/>
       </w:pPr>
       <w:r>
+        <w:rPr>
+          <w:rFonts w:ascii="Microsoft YaHei" w:hAnsi="Microsoft YaHei" w:eastAsia="Microsoft YaHei"/>
+          <w:sz w:val="21"/>
+        </w:rPr>
         <w:t>导入小型题库</w:t>
       </w:r>
     </w:p>
@@ -2497,16 +2970,28 @@
         <w:pStyle w:val="ListBullet"/>
       </w:pPr>
       <w:r>
+        <w:rPr>
+          <w:rFonts w:ascii="Microsoft YaHei" w:hAnsi="Microsoft YaHei" w:eastAsia="Microsoft YaHei"/>
+          <w:sz w:val="21"/>
+        </w:rPr>
         <w:t>导出或复制备份文本</w:t>
       </w:r>
     </w:p>
     <w:p>
       <w:r>
+        <w:rPr>
+          <w:rFonts w:ascii="Microsoft YaHei" w:hAnsi="Microsoft YaHei" w:eastAsia="Microsoft YaHei"/>
+          <w:sz w:val="21"/>
+        </w:rPr>
         <w:t>如果题库文件很大、格式很复杂，建议优先在电脑 Web 端整理和导入。</w:t>
       </w:r>
     </w:p>
     <w:p>
       <w:r>
+        <w:rPr>
+          <w:rFonts w:ascii="Microsoft YaHei" w:hAnsi="Microsoft YaHei" w:eastAsia="Microsoft YaHei"/>
+          <w:sz w:val="21"/>
+        </w:rPr>
         <w:t>原因是：</w:t>
       </w:r>
     </w:p>
@@ -2515,6 +3000,10 @@
         <w:pStyle w:val="ListBullet"/>
       </w:pPr>
       <w:r>
+        <w:rPr>
+          <w:rFonts w:ascii="Microsoft YaHei" w:hAnsi="Microsoft YaHei" w:eastAsia="Microsoft YaHei"/>
+          <w:sz w:val="21"/>
+        </w:rPr>
         <w:t>手机端文件选择不如电脑方便</w:t>
       </w:r>
     </w:p>
@@ -2523,6 +3012,10 @@
         <w:pStyle w:val="ListBullet"/>
       </w:pPr>
       <w:r>
+        <w:rPr>
+          <w:rFonts w:ascii="Microsoft YaHei" w:hAnsi="Microsoft YaHei" w:eastAsia="Microsoft YaHei"/>
+          <w:sz w:val="21"/>
+        </w:rPr>
         <w:t>PDF 和 Word 解析可能更慢</w:t>
       </w:r>
     </w:p>
@@ -2531,6 +3024,10 @@
         <w:pStyle w:val="ListBullet"/>
       </w:pPr>
       <w:r>
+        <w:rPr>
+          <w:rFonts w:ascii="Microsoft YaHei" w:hAnsi="Microsoft YaHei" w:eastAsia="Microsoft YaHei"/>
+          <w:sz w:val="21"/>
+        </w:rPr>
         <w:t>大题库处理可能导致页面卡顿</w:t>
       </w:r>
     </w:p>
@@ -2539,31 +3036,40 @@
         <w:pStyle w:val="ListBullet"/>
       </w:pPr>
       <w:r>
+        <w:rPr>
+          <w:rFonts w:ascii="Microsoft YaHei" w:hAnsi="Microsoft YaHei" w:eastAsia="Microsoft YaHei"/>
+          <w:sz w:val="21"/>
+        </w:rPr>
         <w:t>移动端浏览器或系统文件保存能力可能受设备环境影响</w:t>
       </w:r>
     </w:p>
     <w:p>
-      <w:r>
-        <w:t>---</w:t>
-      </w:r>
-    </w:p>
-    <w:p>
-      <w:bookmarkStart w:id="424121" w:name="h0027"/>
       <w:pPr>
         <w:pStyle w:val="Heading2"/>
       </w:pPr>
       <w:r>
-        <w:t>十、数据安全提醒</w:t>
+        <w:rPr>
+          <w:rFonts w:ascii="Microsoft YaHei" w:hAnsi="Microsoft YaHei" w:eastAsia="Microsoft YaHei"/>
+          <w:sz w:val="21"/>
+        </w:rPr>
+        <w:t>十一、数据安全提醒</w:t>
       </w:r>
-      <w:bookmarkEnd w:id="424121"/>
     </w:p>
     <w:p>
       <w:r>
+        <w:rPr>
+          <w:rFonts w:ascii="Microsoft YaHei" w:hAnsi="Microsoft YaHei" w:eastAsia="Microsoft YaHei"/>
+          <w:sz w:val="21"/>
+        </w:rPr>
         <w:t>Shiroha Quiz 的题库数据主要保存在本地浏览器或原生 App 本地存储中。</w:t>
       </w:r>
     </w:p>
     <w:p>
       <w:r>
+        <w:rPr>
+          <w:rFonts w:ascii="Microsoft YaHei" w:hAnsi="Microsoft YaHei" w:eastAsia="Microsoft YaHei"/>
+          <w:sz w:val="21"/>
+        </w:rPr>
         <w:t>以下操作可能导致数据丢失：</w:t>
       </w:r>
     </w:p>
@@ -2572,6 +3078,10 @@
         <w:pStyle w:val="ListBullet"/>
       </w:pPr>
       <w:r>
+        <w:rPr>
+          <w:rFonts w:ascii="Microsoft YaHei" w:hAnsi="Microsoft YaHei" w:eastAsia="Microsoft YaHei"/>
+          <w:sz w:val="21"/>
+        </w:rPr>
         <w:t>清理浏览器缓存</w:t>
       </w:r>
     </w:p>
@@ -2580,6 +3090,10 @@
         <w:pStyle w:val="ListBullet"/>
       </w:pPr>
       <w:r>
+        <w:rPr>
+          <w:rFonts w:ascii="Microsoft YaHei" w:hAnsi="Microsoft YaHei" w:eastAsia="Microsoft YaHei"/>
+          <w:sz w:val="21"/>
+        </w:rPr>
         <w:t>更换浏览器</w:t>
       </w:r>
     </w:p>
@@ -2588,6 +3102,10 @@
         <w:pStyle w:val="ListBullet"/>
       </w:pPr>
       <w:r>
+        <w:rPr>
+          <w:rFonts w:ascii="Microsoft YaHei" w:hAnsi="Microsoft YaHei" w:eastAsia="Microsoft YaHei"/>
+          <w:sz w:val="21"/>
+        </w:rPr>
         <w:t>卸载 App</w:t>
       </w:r>
     </w:p>
@@ -2596,6 +3114,10 @@
         <w:pStyle w:val="ListBullet"/>
       </w:pPr>
       <w:r>
+        <w:rPr>
+          <w:rFonts w:ascii="Microsoft YaHei" w:hAnsi="Microsoft YaHei" w:eastAsia="Microsoft YaHei"/>
+          <w:sz w:val="21"/>
+        </w:rPr>
         <w:t>清理 App 数据</w:t>
       </w:r>
     </w:p>
@@ -2604,11 +3126,19 @@
         <w:pStyle w:val="ListBullet"/>
       </w:pPr>
       <w:r>
+        <w:rPr>
+          <w:rFonts w:ascii="Microsoft YaHei" w:hAnsi="Microsoft YaHei" w:eastAsia="Microsoft YaHei"/>
+          <w:sz w:val="21"/>
+        </w:rPr>
         <w:t>更换设备</w:t>
       </w:r>
     </w:p>
     <w:p>
       <w:r>
+        <w:rPr>
+          <w:rFonts w:ascii="Microsoft YaHei" w:hAnsi="Microsoft YaHei" w:eastAsia="Microsoft YaHei"/>
+          <w:sz w:val="21"/>
+        </w:rPr>
         <w:t>建议：</w:t>
       </w:r>
     </w:p>
@@ -2617,6 +3147,10 @@
         <w:pStyle w:val="ListNumber"/>
       </w:pPr>
       <w:r>
+        <w:rPr>
+          <w:rFonts w:ascii="Microsoft YaHei" w:hAnsi="Microsoft YaHei" w:eastAsia="Microsoft YaHei"/>
+          <w:sz w:val="21"/>
+        </w:rPr>
         <w:t>重要题库导入后，及时到 设置/导出 导出全部数据 JSON/ZIP。</w:t>
       </w:r>
     </w:p>
@@ -2625,6 +3159,10 @@
         <w:pStyle w:val="ListNumber"/>
       </w:pPr>
       <w:r>
+        <w:rPr>
+          <w:rFonts w:ascii="Microsoft YaHei" w:hAnsi="Microsoft YaHei" w:eastAsia="Microsoft YaHei"/>
+          <w:sz w:val="21"/>
+        </w:rPr>
         <w:t>大量刷题后，定期备份全部数据。</w:t>
       </w:r>
     </w:p>
@@ -2633,34 +3171,40 @@
         <w:pStyle w:val="ListNumber"/>
       </w:pPr>
       <w:r>
+        <w:rPr>
+          <w:rFonts w:ascii="Microsoft YaHei" w:hAnsi="Microsoft YaHei" w:eastAsia="Microsoft YaHei"/>
+          <w:sz w:val="21"/>
+        </w:rPr>
         <w:t>换设备前，先导出全部数据备份，再在新设备中恢复。</w:t>
       </w:r>
     </w:p>
     <w:p>
-      <w:r>
-        <w:t>---</w:t>
-      </w:r>
-    </w:p>
-    <w:p>
-      <w:bookmarkStart w:id="420426" w:name="h0028"/>
       <w:pPr>
         <w:pStyle w:val="Heading2"/>
       </w:pPr>
       <w:r>
-        <w:t>十一、快速判断</w:t>
+        <w:rPr>
+          <w:rFonts w:ascii="Microsoft YaHei" w:hAnsi="Microsoft YaHei" w:eastAsia="Microsoft YaHei"/>
+          <w:sz w:val="21"/>
+        </w:rPr>
+        <w:t>十二、快速判断</w:t>
       </w:r>
-      <w:bookmarkEnd w:id="420426"/>
     </w:p>
     <w:p>
       <w:r>
+        <w:rPr>
+          <w:rFonts w:ascii="Microsoft YaHei" w:hAnsi="Microsoft YaHei" w:eastAsia="Microsoft YaHei"/>
+          <w:sz w:val="21"/>
+        </w:rPr>
         <w:t>如果不确定该用哪个入口，可以按下面判断：</w:t>
       </w:r>
     </w:p>
     <w:p>
-      <w:pPr>
-        <w:pStyle w:val="CodeBlock"/>
-      </w:pPr>
       <w:r>
+        <w:rPr>
+          <w:rFonts w:ascii="Consolas" w:hAnsi="Consolas" w:eastAsia="Microsoft YaHei"/>
+          <w:sz w:val="18"/>
+        </w:rPr>
         <w:t>普通题库文本、Word、Excel、TXT、文字层 PDF → 导入题库页</w:t>
         <w:br/>
         <w:t>普通题库 JSON、单题库 JSON、题目数组 JSON → 导入题库页</w:t>
@@ -2676,48 +3220,52 @@
     </w:p>
     <w:p>
       <w:r>
+        <w:rPr>
+          <w:rFonts w:ascii="Microsoft YaHei" w:hAnsi="Microsoft YaHei" w:eastAsia="Microsoft YaHei"/>
+          <w:sz w:val="21"/>
+        </w:rPr>
         <w:t>最简单的原则是：</w:t>
       </w:r>
     </w:p>
     <w:p>
       <w:pPr>
-        <w:ind w:left="283"/>
+        <w:pStyle w:val="IntenseQuote"/>
       </w:pPr>
       <w:r>
         <w:rPr>
-          <w:i/>
-          <w:color w:val="505050"/>
+          <w:rFonts w:ascii="Microsoft YaHei" w:hAnsi="Microsoft YaHei" w:eastAsia="Microsoft YaHei"/>
+          <w:sz w:val="21"/>
         </w:rPr>
         <w:t>普通题库走“导入题库”。</w:t>
       </w:r>
     </w:p>
     <w:p>
       <w:pPr>
-        <w:ind w:left="283"/>
+        <w:pStyle w:val="IntenseQuote"/>
       </w:pPr>
       <w:r>
         <w:rPr>
-          <w:i/>
-          <w:color w:val="505050"/>
+          <w:rFonts w:ascii="Microsoft YaHei" w:hAnsi="Microsoft YaHei" w:eastAsia="Microsoft YaHei"/>
+          <w:sz w:val="21"/>
         </w:rPr>
         <w:t>Shiroha Quiz 导出的 JSON/ZIP 走“设置/导出”。</w:t>
       </w:r>
     </w:p>
     <w:p>
       <w:pPr>
-        <w:ind w:left="283"/>
+        <w:pStyle w:val="IntenseQuote"/>
       </w:pPr>
       <w:r>
         <w:rPr>
-          <w:i/>
-          <w:color w:val="505050"/>
+          <w:rFonts w:ascii="Microsoft YaHei" w:hAnsi="Microsoft YaHei" w:eastAsia="Microsoft YaHei"/>
+          <w:sz w:val="21"/>
         </w:rPr>
         <w:t>导入后先看预览，再确认创建题库。</w:t>
       </w:r>
     </w:p>
     <w:sectPr>
       <w:pgSz w:w="12240" w:h="15840"/>
-      <w:pgMar w:top="1020" w:right="1020" w:bottom="1020" w:left="1020" w:header="720" w:footer="720" w:gutter="0"/>
+      <w:pgMar w:top="1440" w:right="1800" w:bottom="1440" w:left="1800" w:header="720" w:footer="720" w:gutter="0"/>
       <w:cols w:space="720"/>
       <w:docGrid w:linePitch="360"/>
     </w:sectPr>
@@ -3090,7 +3638,6 @@
     <w:rsid w:val="00FC693F"/>
     <w:rPr>
       <w:rFonts w:ascii="Microsoft YaHei" w:hAnsi="Microsoft YaHei" w:eastAsia="Microsoft YaHei"/>
-      <w:sz w:val="21"/>
     </w:rPr>
   </w:style>
   <w:style w:type="paragraph" w:styleId="Header">
@@ -3223,7 +3770,7 @@
       <w:outlineLvl w:val="3"/>
     </w:pPr>
     <w:rPr>
-      <w:rFonts w:asciiTheme="majorHAnsi" w:eastAsiaTheme="majorEastAsia" w:hAnsiTheme="majorHAnsi" w:cstheme="majorBidi"/>
+      <w:rFonts w:asciiTheme="majorHAnsi" w:eastAsiaTheme="majorEastAsia" w:hAnsiTheme="majorHAnsi" w:cstheme="majorBidi" w:ascii="Microsoft YaHei" w:hAnsi="Microsoft YaHei" w:eastAsia="Microsoft YaHei"/>
       <w:b/>
       <w:bCs/>
       <w:i/>
@@ -14774,16 +15321,6 @@
         <w:shd w:val="clear" w:color="auto" w:fill="FBCAA2" w:themeFill="accent6" w:themeFillTint="7F"/>
       </w:tcPr>
     </w:tblStylePr>
-  </w:style>
-  <w:style w:type="paragraph" w:customStyle="1" w:styleId="CodeBlock">
-    <w:name w:val="CodeBlock"/>
-    <w:pPr>
-      <w:shd w:fill="F6F8FA"/>
-    </w:pPr>
-    <w:rPr>
-      <w:rFonts w:ascii="Consolas" w:hAnsi="Consolas" w:eastAsia="Microsoft YaHei"/>
-      <w:sz w:val="18"/>
-    </w:rPr>
   </w:style>
 </w:styles>
 </file>

--- a/docs/题库导入策略与使用指南/Shiroha Quiz 题库导入策略与使用指南.docx
+++ b/docs/题库导入策略与使用指南/Shiroha Quiz 题库导入策略与使用指南.docx
@@ -3263,6 +3263,30 @@
         <w:t>导入后先看预览，再确认创建题库。</w:t>
       </w:r>
     </w:p>
+    <w:p>
+      <w:pPr>
+        <w:pStyle w:val="Heading2"/>
+      </w:pPr>
+      <w:r>
+        <w:t>2026-07-07 解析器收口补充</w:t>
+      </w:r>
+    </w:p>
+    <w:p>
+      <w:pPr>
+        <w:pStyle w:val="ListBullet"/>
+      </w:pPr>
+      <w:r>
+        <w:t>双文件导入时，如果题目文件和答案文件之间存在明确题号交集，系统会优先尊重题号匹配；顺序匹配主要作为兜底候选，避免答案文件顺序被打乱时串答案。</w:t>
+      </w:r>
+    </w:p>
+    <w:p>
+      <w:pPr>
+        <w:pStyle w:val="ListBullet"/>
+      </w:pPr>
+      <w:r>
+        <w:t>判断题答案推荐写“正确 / 错误”或“对 / 错”；系统也兼容“√ / × / ✓ / ✗”等常见符号。</w:t>
+      </w:r>
+    </w:p>
     <w:sectPr>
       <w:pgSz w:w="12240" w:h="15840"/>
       <w:pgMar w:top="1440" w:right="1800" w:bottom="1440" w:left="1800" w:header="720" w:footer="720" w:gutter="0"/>
